--- a/deliverables/case_study_templates/renewables_2026-10-16/Example_Case_Study_Nicholas_County_KY_Renewables.docx
+++ b/deliverables/case_study_templates/renewables_2026-10-16/Example_Case_Study_Nicholas_County_KY_Renewables.docx
@@ -128,7 +128,7 @@
         <w:t>Restrictive on paper, untested in practice</w:t>
       </w:r>
       <w:r>
-        <w:t>: a 2024 county solar ordinance requiring a 2,000-foot setback from every non-participating property line and public road, plus a one-year solar moratorium adopted September 18, 2026. The county has now asserted both before the state Siting Board against its first utility-scale proposal.</w:t>
+        <w:t>: a 2024 county solar ordinance requires a 2,000-foot setback from every non-participating property line and public road, and a one-year solar moratorium followed on September 18, 2026. The county has now put both before the state Siting Board in the case of its first utility-scale proposal.</w:t>
       </w:r>
     </w:p>
     <w:p>
@@ -144,10 +144,10 @@
         <w:rPr>
           <w:b/>
         </w:rPr>
-        <w:t>Low public visibility, firm official resistance</w:t>
-      </w:r>
-      <w:r>
-        <w:t>: no organized resident opposition, petitions or press coverage turned up. The resistance comes from the fiscal court, which adopted the 2024 ordinance 6-0 with votes from both parties.</w:t>
+        <w:t>Official resistance, no visible public campaign</w:t>
+      </w:r>
+      <w:r>
+        <w:t>: we found no organized resident opposition, petitions or press coverage. The resistance on record comes from the fiscal court, which adopted the 2024 ordinance 6-0 with votes from both parties.</w:t>
       </w:r>
     </w:p>
     <w:p>
@@ -175,7 +175,7 @@
         <w:t>th</w:t>
       </w:r>
       <w:r>
-        <w:t xml:space="preserve"> percentile (96% of U.S. counties score higher) for resemblance to counties with a severe renewable restriction. Yet both of its instruments rank as severe on our scale; among roughly 750 counties with a severe restriction, only four score lower.</w:t>
+        <w:t xml:space="preserve"> percentile (96% of U.S. counties score higher) for resemblance to counties with severe renewable restrictions. Yet both of its instruments rank as severe on our scale; among the roughly 750 counties with a severe restriction, only four score lower.</w:t>
       </w:r>
     </w:p>
     <w:p>
@@ -191,10 +191,10 @@
         <w:rPr>
           <w:b/>
         </w:rPr>
-        <w:t>Near-term risks</w:t>
-      </w:r>
-      <w:r>
-        <w:t xml:space="preserve"> hinge on whether the Kentucky Supreme Court takes up a pending appeal over solar ordinances in counties without zoning, on South Fork Solar's application (due no earlier than late October 2026), the November 3 judge-executive race, and the moratorium's expiry around September 2027.</w:t>
+        <w:t>What to watch</w:t>
+      </w:r>
+      <w:r>
+        <w:t>: whether the Kentucky Supreme Court takes up a pending appeal over solar ordinances in counties without zoning; South Fork Solar's application, due no earlier than late October 2026; the November 3 judge-executive race; and the moratorium's end around September 2027.</w:t>
       </w:r>
     </w:p>
     <w:p>
@@ -211,7 +211,7 @@
         <w:spacing w:after="200"/>
       </w:pPr>
       <w:r>
-        <w:t>Nicholas County, KY is not closed to solar development, but it is a high-friction permitting environment whose rules have not yet been tested. The fiscal court adopted a solar licensing ordinance in June 2024 whose 2,000-foot setback from any non-participating property line or public road would rule out most utility-scale layouts on typical parcels. In September 2026, as the county's first merchant solar project entered the state process, the court added a one-year moratorium on solar systems of any size.</w:t>
+        <w:t>Nicholas County has set solar rules few utility-scale projects could meet, and those rules have not yet been tested. The fiscal court adopted a solar licensing ordinance in June 2024 with a 2,000-foot setback from any non-participating property line or public road, which leaves little buildable area on typical farm parcels. In September 2026, as the county's first merchant solar project entered the state process, the court added a one-year moratorium on solar systems of any size.</w:t>
       </w:r>
     </w:p>
     <w:p>
@@ -219,7 +219,7 @@
         <w:spacing w:after="200"/>
       </w:pPr>
       <w:r>
-        <w:t>Hawthorn Intelligence assigns Nicholas a County Restriction Score of 0.05, about one-fifth of the national base rate of 0.24, placing it in the lowest national decile (one tenth of U.S. counties, ranked by score) and the 4</w:t>
+        <w:t>Hawthorn Intelligence assigns Nicholas a County Restriction Score of 0.05, about one-fifth of the national base rate of 0.24. That puts it in the lowest national decile (one tenth of U.S. counties, ranked by score), the 4</w:t>
       </w:r>
       <w:r>
         <w:rPr>
@@ -228,7 +228,7 @@
         <w:t>th</w:t>
       </w:r>
       <w:r>
-        <w:t xml:space="preserve"> percentile among U.S. counties. Within Kentucky it ranks 98</w:t>
+        <w:t xml:space="preserve"> percentile nationally and 98</w:t>
       </w:r>
       <w:r>
         <w:rPr>
@@ -237,7 +237,7 @@
         <w:t>th</w:t>
       </w:r>
       <w:r>
-        <w:t xml:space="preserve"> of 120 counties; the state median is 0.09. The score is a calibrated measure of resemblance to counties that have enacted severe restrictions, not a project-specific forecast, and it is low here because Nicholas is small, has no restricting neighbors and, as of the model's data, no placed interconnection requests. The county record points the other way. We read both instruments in the state Siting Board's case file, which earns the record our highest evidence status, Verified. Nicholas is a county whose profile says "quiet" and whose fiscal court says otherwise.</w:t>
+        <w:t xml:space="preserve"> of 120 Kentucky counties. The score measures how closely a county's profile resembles counties that have enacted severe restrictions; it is not a forecast for any project. It is low because Nicholas is small, has no restricting neighbors and, in the model's data, no placed interconnection requests. The county's record points the other way: we read both instruments in the state Siting Board's case file, which makes the record Verified, our highest evidence status.</w:t>
       </w:r>
     </w:p>
     <w:p>
@@ -245,23 +245,7 @@
         <w:spacing w:after="200"/>
       </w:pPr>
       <w:r>
-        <w:t>Contextually, Nicholas illustrates a pattern now common in rural Kentucky: a county without planning and zoning writes a stand-alone solar ordinance under its home-rule powers, and the developer argues the ordinance does not apply. South Fork Solar, a 45 MW project on about 315 acres between Millersburg and Carlisle, filed its notice of intent with the Siting Board in September 2026. Its filing states that the county ordinance "is not applicable to the Project" because Nicholas has no county-wide zoning, citing a May 2026 Court of Appeals decision that struck down a similar ordinance in Breckinridge County. The county attorney answered on October 9 by sending the Siting Board both the 2024 ordinance and the new moratorium as "existing valid" law.</w:t>
-      </w:r>
-    </w:p>
-    <w:p>
-      <w:pPr>
-        <w:spacing w:after="200"/>
-      </w:pPr>
-      <w:r>
-        <w:t>On the surface, the county offers developers a workable set of advantages: East Kentucky Power Cooperative's 69 kV Millersburg point of interconnection, open cattle and hay ground, and a regional load story that now includes a 2,080-acre data-center rezoning in neighboring Mason County. Nevertheless, the decisive question is legal rather than political. Unlike Coweta-style fights driven by petitions and packed hearings, Nicholas has produced no visible resident campaign; its friction is written into county law.</w:t>
-      </w:r>
-    </w:p>
-    <w:p>
-      <w:pPr>
-        <w:spacing w:after="200"/>
-      </w:pPr>
-      <w:r>
-        <w:t>For developers, investors, and policymakers, Nicholas is a jurisdiction whose risk turns on a single unresolved question of Kentucky law. If the Kentucky Supreme Court declines review of the Breckinridge decision, or affirms it, the 2024 ordinance and the moratorium likely carry little weight against a Siting Board certificate, and the state's own 2,000-foot setback from homes, schools and similar uses would govern. If the court reverses, the county's 2,000-foot property-line setback would be among the most demanding in the state. Near-term risk turns on that appeal, South Fork's application and the ad hoc Siting Board seat the county is likely to fill, the November 3 judge-executive rematch, and the moratorium's expiry around September 18, 2027.</w:t>
+        <w:t>The dispute is legal rather than political. South Fork Solar, a 45 MW project on about 315 acres between Millersburg and Carlisle, filed its notice of intent with the Siting Board in September 2026. It states that the county ordinance "is not applicable to the Project" because Nicholas has no county-wide zoning, relying on a May 2026 Court of Appeals decision that struck down a similar ordinance in Breckinridge County. The county attorney answered on October 9 by sending the Siting Board both the 2024 ordinance and the new moratorium as "existing valid" law. Breckinridge has asked the Kentucky Supreme Court to review the decision. Where a county ordinance does not apply, the state's own setback governs: 2,000 feet from residential neighborhoods, schools, hospitals and nursing homes.</w:t>
       </w:r>
     </w:p>
     <w:p>
@@ -287,16 +271,7 @@
         <w:spacing w:after="200"/>
       </w:pPr>
       <w:r>
-        <w:t>Nicholas County, home to about 7,700 people in the outer Bluegrass northeast of Lexington, adopted a county solar ordinance in 2024 and a one-year solar moratorium in September 2026. Its first merchant solar project, South Fork Solar, is in the state Siting Board's pre-application stage and disputes that the county's rules apply. Nicholas carries a Hawthorn County Restriction Score of 0.05, placing it in the lowest decile (1 of 10) and the 4</w:t>
-      </w:r>
-      <w:r>
-        <w:rPr>
-          <w:vertAlign w:val="superscript"/>
-        </w:rPr>
-        <w:t>th</w:t>
-      </w:r>
-      <w:r>
-        <w:t xml:space="preserve"> percentile of U.S. counties for resemblance to counties that have enacted severe renewable restrictions, while its own record, now verified against both instruments, places it among them.</w:t>
+        <w:t>Nicholas County, home to about 7,700 people in the outer Bluegrass northeast of Lexington, adopted a county solar ordinance in 2024 and a one-year solar moratorium in September 2026. Its first merchant solar project, South Fork Solar, is in the state Siting Board's pre-application stage and disputes that the county's rules apply. Its County Restriction Score of 0.05 places it in the lowest decile, while its own record, now verified against both instruments, places it among the restricted counties.</w:t>
       </w:r>
     </w:p>
     <w:p>
@@ -916,7 +891,7 @@
         <w:spacing w:after="200"/>
       </w:pPr>
       <w:r>
-        <w:t>Ratings as of October 16, 2026. The County Restriction Score is a calibrated, cross-validated resemblance measure, not a forecast for any specific project. Opposition intensity counts the records this review added; the platform's published data held none for Nicholas on October 13. Scales are defined in "How to Read Hawthorn Intelligence Reports" below.</w:t>
+        <w:t>Ratings as of October 16, 2026. The score is a calibrated, cross-validated resemblance measure, not a forecast for any project. Opposition intensity counts the records this review added; the platform's published data held none for Nicholas on October 13. "How to Read Hawthorn Intelligence Reports" below defines each scale.</w:t>
       </w:r>
     </w:p>
     <w:p>
@@ -980,7 +955,7 @@
         </w:r>
       </w:hyperlink>
       <w:r>
-        <w:t xml:space="preserve"> Presidential Vote: Trump 73.8 percent, Harris 24.8 percent</w:t>
+        <w:t xml:space="preserve"> presidential vote: Trump 73.8 percent, Harris 24.8 percent</w:t>
       </w:r>
     </w:p>
     <w:p>
@@ -1093,7 +1068,7 @@
         <w:spacing w:after="200"/>
       </w:pPr>
       <w:r>
-        <w:t>Nicholas County has no planning commission and no county-wide zoning. That has not stopped the fiscal court from regulating solar. In May and June 2024 it adopted Ordinance No. 06/2024-Solar, the "Solar Energy System Installation Requirements," by 6-0 votes on both readings, citing its home-rule powers and the Kentucky statute that lets local setbacks take precedence over the state's.</w:t>
+        <w:t>Nicholas County has no planning commission and no county-wide zoning, but its fiscal court regulates solar anyway. In May and June 2024 it adopted Ordinance No. 06/2024-Solar, the "Solar Energy System Installation Requirements," by 6-0 votes on both readings, citing its home-rule powers and the Kentucky statute that lets local setbacks take precedence over the state's.</w:t>
       </w:r>
     </w:p>
     <w:p>
@@ -1101,7 +1076,7 @@
         <w:spacing w:after="200"/>
       </w:pPr>
       <w:r>
-        <w:t>The ordinance requires a county license for any ground-mounted system over 2,500 square feet, a list of every non-participating owner within 2,500 feet, an eight-foot fence with a double row of evergreens, a decommissioning plan with surety, and, most consequentially, a footprint at least 2,000 feet from any non-participating property line and from any public road or rail line. A property-line setback of that size, rather than the state's 2,000 feet from homes and schools, leaves little buildable area on ordinary farm parcels.</w:t>
+        <w:t>The ordinance requires a county license for any ground-mounted system over 2,500 square feet, a list of every non-participating owner within 2,500 feet, an eight-foot fence with a double row of evergreens, and a decommissioning plan with surety. Its most demanding term puts the footprint at least 2,000 feet from any non-participating property line and from any public road or rail line. Measured from property lines rather than from homes and schools, as the state's 2,000-foot setback is, that leaves little buildable area on ordinary farm parcels.</w:t>
       </w:r>
     </w:p>
     <w:p>
@@ -1109,15 +1084,7 @@
         <w:spacing w:after="200"/>
       </w:pPr>
       <w:r>
-        <w:t>On September 18, 2026, the court adopted a second ordinance: a one-year moratorium on "the construction, development, and operation of solar energy systems" of any size, to give the judge-executive, magistrates and consultants time to weigh "environmental impacts, utility capacity, economic benefits for the community, and best practices from other jurisdictions." It took effect on adoption and runs to about September 18, 2027.</w:t>
-      </w:r>
-    </w:p>
-    <w:p>
-      <w:pPr>
-        <w:spacing w:after="200"/>
-      </w:pPr>
-      <w:r>
-        <w:t>This sequence matters because it shows that Nicholas's officials have chosen restriction without the public pressure that usually precedes it. The county has not banned solar, but it has set terms few utility-scale projects could meet and has paused even those.</w:t>
+        <w:t>On September 18, 2026, the court adopted a second ordinance: a one-year moratorium on "the construction, development, and operation of solar energy systems" of any size, to give the judge-executive, magistrates and consultants time to weigh "environmental impacts, utility capacity, economic benefits for the community, and best practices from other jurisdictions." It took effect on adoption and runs to about September 18, 2027. We found no public campaign before either instrument.</w:t>
       </w:r>
     </w:p>
     <w:p>
@@ -1140,7 +1107,7 @@
         <w:t>South Fork Solar</w:t>
       </w:r>
       <w:r>
-        <w:t xml:space="preserve"> is the county's test case. The project, developed by Heelstone Renewable Energy of North Carolina (owned by Qualitas Energy), would place about 45 MW of solar on about 315 acres of private land at 3750 Carpenter Pike Road, two miles east of Millersburg and three miles west of Carlisle. It holds a PJM queue position at EKPC's Millersburg 69 kV point of interconnection, entered in September 2021 at 25 MW.</w:t>
+        <w:t xml:space="preserve"> is the county's first test. Heelstone Renewable Energy of North Carolina (owned by Qualitas Energy) would build about 45 MW of solar on about 315 acres of private land at 3750 Carpenter Pike Road, two miles east of Millersburg and three miles west of Carlisle. The project holds a PJM queue position at EKPC's Millersburg 69 kV point of interconnection, entered in September 2021 at 25 MW.</w:t>
       </w:r>
     </w:p>
     <w:p>
@@ -1148,15 +1115,7 @@
         <w:spacing w:after="200"/>
       </w:pPr>
       <w:r>
-        <w:t>Because it exceeds 10 MW, South Fork needs a construction certificate from the Kentucky State Board on Electric Generation and Transmission Siting. Its notice of intent, first e-mailed September 4 and filed on the commission's portal September 25, states that no residential neighborhood, school, hospital or nursing home lies within 2,000 feet, so it needs no deviation from the state setback. On the county ordinance, the developer's position is explicit: the ordinance "is not applicable to the Project because Nicholas County has not adopted county-wide planning and zoning." On October 2 the Siting Board refused South Fork's request to treat its notice as filed September 4, which pushes the earliest application date to about October 25.</w:t>
-      </w:r>
-    </w:p>
-    <w:p>
-      <w:pPr>
-        <w:spacing w:after="200"/>
-      </w:pPr>
-      <w:r>
-        <w:t>For future projects, South Fork shows that in a county without zoning the real contest is jurisdictional. A county ordinance may be the most restrictive rule on the books and still carry no weight if the courts agree with the developer.</w:t>
+        <w:t>At more than 10 MW, South Fork needs a construction certificate from the Kentucky State Board on Electric Generation and Transmission Siting. Its notice of intent, first e-mailed September 4 and filed on the commission's portal September 25, states that no residential neighborhood, school, hospital or nursing home lies within 2,000 feet, so it needs no deviation from the state setback. On the county ordinance, the developer is explicit: it "is not applicable to the Project because Nicholas County has not adopted county-wide planning and zoning." On October 2 the Siting Board refused South Fork's request to treat its notice as filed September 4, which puts the earliest application date at about October 25.</w:t>
       </w:r>
     </w:p>
     <w:p>
@@ -1173,7 +1132,7 @@
         <w:spacing w:after="200"/>
       </w:pPr>
       <w:r>
-        <w:t>A 3.5 MW distributed solar project by EDPR NA Distributed Generation entered the PJM queue in April 2026 at the Headquarters 12 kV point in Nicholas County, with a proposed operation date of August 2027. It is too small for the Siting Board and falls squarely within the county's licensing ordinance and its moratorium. No wind, battery storage, data-center or cryptocurrency-mining proposal has surfaced in the county.</w:t>
+        <w:t>A 3.5 MW distributed solar project by EDPR NA Distributed Generation entered the PJM queue in April 2026 at the Headquarters 12 kV point in Nicholas County, with a proposed operation date of August 2027. It is too small for the Siting Board and falls under the county's licensing ordinance and its moratorium. No wind, battery storage, data-center or cryptocurrency-mining proposal has surfaced in the county.</w:t>
       </w:r>
     </w:p>
     <w:p>
@@ -1190,7 +1149,7 @@
         <w:spacing w:after="200"/>
       </w:pPr>
       <w:r>
-        <w:t>We found no organized resident opposition. No group, petition, public comment on the Siting Board docket, or press coverage of the ordinance, the moratorium or South Fork Solar surfaced as of October 16. The local paper, the Carlisle Mercury, is not indexed online, so local coverage may exist that we could not read.</w:t>
+        <w:t>We found no organized resident opposition: no group, petition, public comment on the Siting Board docket, or press coverage of the ordinance, the moratorium or South Fork Solar as of October 16. The local paper, the Carlisle Mercury, is not indexed online, so local coverage may exist that we could not read.</w:t>
       </w:r>
     </w:p>
     <w:p>
@@ -1198,7 +1157,7 @@
         <w:spacing w:after="200"/>
       </w:pPr>
       <w:r>
-        <w:t>The resistance on record is official. The 2024 ordinance was moved and seconded by Democratic magistrates and passed with the votes of the court's Republicans as well. The county attorney took the step of placing both ordinances in the Siting Board record as "existing valid" law. Next door, a local attorney framed an August 2026 data-center moratorium as a lesson from solar farms that had not been "as beneficial to the community as we first imagined," a sentiment that suggests the fiscal court's caution has company in the region.</w:t>
+        <w:t>The resistance on record is official. Democratic magistrates moved and seconded the 2024 ordinance, and the court's Republicans voted for it too. The county attorney placed both ordinances in the Siting Board record as "existing valid" law. In neighboring Harrison County, a local attorney framed an August 2026 data-center moratorium as a lesson from solar farms that had not been "as beneficial to the community as we first imagined."</w:t>
       </w:r>
     </w:p>
     <w:p>
@@ -1208,14 +1167,6 @@
       </w:pPr>
       <w:r>
         <w:t>What to watch next</w:t>
-      </w:r>
-    </w:p>
-    <w:p>
-      <w:pPr>
-        <w:spacing w:after="200"/>
-      </w:pPr>
-      <w:r>
-        <w:t>Several developments will shape Nicholas's near-term outlook:</w:t>
       </w:r>
     </w:p>
     <w:p>
@@ -1228,7 +1179,7 @@
         <w:spacing w:after="80"/>
       </w:pPr>
       <w:r>
-        <w:t xml:space="preserve">Whether the Kentucky Supreme Court grants review of </w:t>
+        <w:t xml:space="preserve">Kentucky Supreme Court action on the Breckinridge petition, </w:t>
       </w:r>
       <w:r>
         <w:rPr>
@@ -1237,7 +1188,7 @@
         <w:t>Clover Creek Solar v. Breckinridge County Fiscal Court</w:t>
       </w:r>
       <w:r>
-        <w:t>, and how it rules.</w:t>
+        <w:t xml:space="preserve"> (No. 2026-SC-0263).</w:t>
       </w:r>
     </w:p>
     <w:p>
@@ -1250,7 +1201,7 @@
         <w:spacing w:after="80"/>
       </w:pPr>
       <w:r>
-        <w:t>South Fork Solar's application, due no earlier than about October 25, 2026, and the governor's ad hoc Siting Board appointments.</w:t>
+        <w:t>About October 25, 2026: the earliest date South Fork Solar may file its Siting Board application; the governor's appointment of the board's ad hoc members for the case.</w:t>
       </w:r>
     </w:p>
     <w:p>
@@ -1263,7 +1214,7 @@
         <w:spacing w:after="80"/>
       </w:pPr>
       <w:r>
-        <w:t>The November 3 rematch for judge-executive and the three contested magistrate races.</w:t>
+        <w:t>November 3, 2026: the judge-executive rematch (Hamilton v. Randolph) and the magistrate races.</w:t>
       </w:r>
     </w:p>
     <w:p>
@@ -1276,7 +1227,7 @@
         <w:spacing w:after="80"/>
       </w:pPr>
       <w:r>
-        <w:t>Any amendment of the 2024 ordinance during the moratorium, which runs to about September 18, 2027.</w:t>
+        <w:t>Any amendment to Ordinance 06/2024-Solar during the moratorium.</w:t>
       </w:r>
     </w:p>
     <w:p>
@@ -1289,15 +1240,7 @@
         <w:spacing w:after="80"/>
       </w:pPr>
       <w:r>
-        <w:t>Whether the Headquarters distributed project seeks a county license or waits out the moratorium.</w:t>
-      </w:r>
-    </w:p>
-    <w:p>
-      <w:pPr>
-        <w:spacing w:after="200"/>
-      </w:pPr>
-      <w:r>
-        <w:t>Nicholas's experience shows that a county can become a high-friction jurisdiction without a single public protest. The county's grid access and open farmland remain real advantages. But applicants should assume that local acceptance will be argued in law and in the Siting Board record rather than at a packed hearing, and that the outcome may turn on a court case in another county.</w:t>
+        <w:t>About September 18, 2027: scheduled end of the solar moratorium, and whether the Headquarters project seeks a county license or waits it out.</w:t>
       </w:r>
     </w:p>
     <w:p>
@@ -1367,7 +1310,7 @@
         <w:t>st</w:t>
       </w:r>
       <w:r>
-        <w:t xml:space="preserve"> percentile once its own record is added. The model scores five county traits (population, median household income, operating wind capacity, megawatts of wind, solar and storage requested in interconnection queues, and the share of neighboring counties with a severe restriction) and measures resemblance to counties that have restricted wind, solar or battery storage.</w:t>
+        <w:t xml:space="preserve"> percentile once its own record is added. The model scores five county traits: population, median household income, operating wind capacity, megawatts of wind, solar and storage requested in interconnection queues, and the share of neighboring counties with a severe restriction.</w:t>
       </w:r>
       <w:r>
         <w:rPr>
@@ -1376,16 +1319,7 @@
         <w:footnoteReference w:id="2"/>
       </w:r>
       <w:r>
-        <w:t xml:space="preserve"> Within Kentucky, Nicholas ranks 98</w:t>
-      </w:r>
-      <w:r>
-        <w:rPr>
-          <w:vertAlign w:val="superscript"/>
-        </w:rPr>
-        <w:t>th</w:t>
-      </w:r>
-      <w:r>
-        <w:t xml:space="preserve"> of 120 counties; Daviess (0.42), Hancock (0.39) and Marshall (0.34) score highest, and the state median is 0.09.</w:t>
+        <w:t xml:space="preserve"> In Kentucky, Daviess (0.42), Hancock (0.39) and Marshall (0.34) score highest; the state median is 0.09.</w:t>
       </w:r>
     </w:p>
     <w:p>
@@ -1404,7 +1338,7 @@
         <w:spacing w:after="200"/>
       </w:pPr>
       <w:r>
-        <w:t>The County Restriction Score comes from Hawthorn's county model, a regularized logistic regression selected by a pre-registered stability rule from nine candidate traits and validated with five-fold cross-validation repeated five times. Every county is scored out of fold, and a cross-fitted recalibration layer keeps scores aligned with observed rates (calibration slope 0.99). The scale sorts all 3,144 counties into ten equal deciles; the share of counties with a severe restriction climbs from 3.5 percent in the lowest decile to 65 percent in the highest. Nicholas sits in the lowest.</w:t>
+        <w:t>The score comes from Hawthorn's county model, a regularized logistic regression whose traits were chosen from nine candidates by a pre-registered stability rule and validated with five-fold cross-validation repeated five times. Every county is scored out of fold, and a cross-fitted recalibration keeps scores in line with observed rates (calibration slope 0.99). Across ten equal deciles of the 3,144 counties, the share with a severe restriction rises from 3.5 percent in the lowest to 65 percent in the highest. Nicholas is in the lowest.</w:t>
       </w:r>
     </w:p>
     <w:p>
@@ -4647,7 +4581,7 @@
         <w:spacing w:after="200"/>
       </w:pPr>
       <w:r>
-        <w:t>Benchmarked to the average U.S. county, Nicholas's lack of restricting neighbors and of placed interconnection requests account for more than three-quarters of the gap below average in its score. Its small population and modest income account for most of the rest. Partisanship plays no part: the 2024 margin did not keep a stable sign across the model's cross-validation folds and was dropped.</w:t>
+        <w:t>Against the average U.S. county, Nicholas's lack of restricting neighbors and of placed interconnection requests account for more than three-quarters of the gap below average in its score, and its small population and modest income for most of the rest. Partisanship plays no part: the 2024 margin did not keep a stable sign across the model's cross-validation folds and was dropped.</w:t>
       </w:r>
     </w:p>
     <w:p>
@@ -5782,25 +5716,7 @@
         <w:spacing w:after="200"/>
       </w:pPr>
       <w:r>
-        <w:t xml:space="preserve">Furthermore, Nicholas's record far </w:t>
-      </w:r>
-      <w:r>
-        <w:rPr>
-          <w:i/>
-        </w:rPr>
-        <w:t>outruns</w:t>
-      </w:r>
-      <w:r>
-        <w:t xml:space="preserve"> its expected risk. Its structural peers, </w:t>
-      </w:r>
-      <w:r>
-        <w:rPr>
-          <w:i/>
-        </w:rPr>
-        <w:t>e.g.,</w:t>
-      </w:r>
-      <w:r>
-        <w:t xml:space="preserve"> other American counties matched on population, density, education and 2024 margin,</w:t>
+        <w:t>Nicholas's record runs far ahead of its profile. Its structural peers (other U.S. counties matched on population, density, education and 2024 margin)</w:t>
       </w:r>
       <w:r>
         <w:rPr>
@@ -5809,7 +5725,7 @@
         <w:footnoteReference w:id="6"/>
       </w:r>
       <w:r>
-        <w:t xml:space="preserve"> have a median score of 0.07, and none of the ten carries a recorded severe restriction. Nicholas, with two instruments that would both rank as severe on our scale and a contested project, sits in the 97</w:t>
+        <w:t xml:space="preserve"> have a median score of 0.07, and none of the ten has a severe restriction on record. Nicholas, with two instruments that both rank as severe on our scale and a contested project, sits in the 97</w:t>
       </w:r>
       <w:r>
         <w:rPr>
@@ -5832,7 +5748,7 @@
         <w:t>Comparable outcomes:</w:t>
       </w:r>
       <w:r>
-        <w:t xml:space="preserve"> The platform records six decided contested projects in Kentucky; five were blocked, four of them confirmed by independent evidence. Within 30 miles, wind projects in Fleming and Mason counties were abandoned in 2014, and Clark County's fiscal court declined in 2021 to widen the zones where Geenex's solar project could locate. Fleming County's three Siting Board solar cases (188, 80 and 200 MW) were all approved with conditions. Only 7 of 575 contested projects nationally carry a date finer than a year, so we do not report decision timelines for renewables.</w:t>
+        <w:t xml:space="preserve"> The platform records six decided contested projects in Kentucky; five were blocked, four of them confirmed by independent evidence. Within 30 miles, wind projects in Fleming and Mason counties were abandoned in 2014, and Clark County's fiscal court declined in 2021 to widen the zones where Geenex's solar project could locate. Fleming County's three Siting Board solar cases (188, 80 and 200 MW) were all approved with conditions. Only 7 of 575 contested projects nationally carry a date finer than a year, so we do not report decision timelines.</w:t>
       </w:r>
     </w:p>
     <w:p>
@@ -6982,7 +6898,7 @@
         <w:t>County Restriction Score and decile:</w:t>
       </w:r>
       <w:r>
-        <w:t xml:space="preserve"> A calibrated 0 to 1 measure of how closely a county resembles counties that have enacted severe wind, solar or battery-storage restrictions (an explicit moratorium or ban, or terms likely to act as one, such as a solar setback of 1,000 feet or more), reported with its likely range and its national decile (Table 1). It is a resemblance measure over county profiles, not a forecast for any specific project, and its drivers are predictive associations, not causes.</w:t>
+        <w:t xml:space="preserve"> A calibrated 0 to 1 measure of how closely a county resembles counties that have enacted severe wind, solar or battery-storage restrictions (an explicit moratorium or ban, or terms likely to act as one, such as a solar setback of 1,000 feet or more). It is reported with its likely range and national decile (Table 1). It describes county profiles, not any specific project, and its drivers are predictive associations, not causes.</w:t>
       </w:r>
     </w:p>
     <w:p>
@@ -7517,7 +7433,7 @@
         <w:t>Outcome tiers:</w:t>
       </w:r>
       <w:r>
-        <w:t xml:space="preserve"> Hawthorn Intelligence records project results with activity-descriptive tiers. Only terminal dispositions count as decided; a vote or filing that has not produced a final disposition stays pending.</w:t>
+        <w:t xml:space="preserve"> Project results, recorded by what happened. Only terminal dispositions count as decided; a vote or filing that has not produced a final disposition stays pending.</w:t>
       </w:r>
     </w:p>
     <w:p>
@@ -8032,7 +7948,7 @@
         <w:t>Trust tiers:</w:t>
       </w:r>
       <w:r>
-        <w:t xml:space="preserve"> Model traits are tiered by exposure to detection bias. Tier 1 traits (operating wind capacity and interconnection requests, both from federal and grid-operator records) carry the least exposure. Tier 2 (neighbors' restrictions) inherits whatever the restriction record misses. Tier 3 traits (population and income) also track news coverage and are read with more caution (Table 3).</w:t>
+        <w:t xml:space="preserve"> Model traits are tiered by exposure to detection bias. Tier 1 (operating wind capacity and interconnection requests, from federal and grid-operator records) carries the least. Tier 2 (neighbors' restrictions) inherits whatever the restriction record misses. Tier 3 (population and income) also tracks news coverage and is read with more caution (Table 3).</w:t>
       </w:r>
     </w:p>
     <w:p>
@@ -8102,7 +8018,7 @@
         <w:t>Land use</w:t>
       </w:r>
       <w:r>
-        <w:t xml:space="preserve"> is the friction point. Nicholas is cattle, hay and tobacco country, and its farmland has been shrinking: the county lost 16 percent of its farms and 17 percent of its farmland between 2017 and 2022. Neighboring Fleming County has approved three Siting Board solar projects totaling about 470 MW, and Harrison County hosts the operating 100 MW Bluebird Solar, where the fiscal court in 2024 </w:t>
+        <w:t xml:space="preserve"> is where the friction is. Nicholas is cattle, hay and tobacco country, and its farmland is shrinking: the county lost 16 percent of its farms and 17 percent of its farmland between 2017 and 2022. Neighboring Fleming County has approved three Siting Board solar projects totaling about 470 MW, and Harrison County hosts the operating 100 MW Bluebird Solar, where the fiscal court in 2024 </w:t>
       </w:r>
       <w:hyperlink r:id="rId16" w:history="1">
         <w:r>
@@ -8113,7 +8029,7 @@
         </w:r>
       </w:hyperlink>
       <w:r>
-        <w:t xml:space="preserve"> to an ownership transfer, citing unpaid taxes and road damage. Nicholas's 2024 ordinance reads as a response to what officials saw next door.</w:t>
+        <w:t xml:space="preserve"> to an ownership transfer, citing unpaid taxes and road damage.</w:t>
       </w:r>
     </w:p>
     <w:p>
@@ -8209,7 +8125,7 @@
         </w:r>
       </w:hyperlink>
       <w:r>
-        <w:t xml:space="preserve"> Ordinance No. September-2026-18-01, the moratorium, effective immediately; vote not recorded on the document.</w:t>
+        <w:t xml:space="preserve"> Ordinance No. September-2026-18-01, the moratorium, effective immediately; the vote is not recorded on the document.</w:t>
       </w:r>
     </w:p>
     <w:p>
@@ -8339,7 +8255,7 @@
         </w:r>
       </w:hyperlink>
       <w:r>
-        <w:t xml:space="preserve"> that 33 counties have solar ordinances and 15 of them, like Nicholas, have no planning and zoning. South Fork's filing relies on the appellate ruling; the county's October 9 filing asserts its ordinances are valid. The court has made no findings about Nicholas's ordinance.</w:t>
+        <w:t xml:space="preserve"> that 33 counties have solar ordinances and 15 of them, like Nicholas, have no planning and zoning. No court has ruled on Nicholas's ordinance.</w:t>
       </w:r>
     </w:p>
     <w:p>
@@ -8356,7 +8272,7 @@
         <w:pStyle w:val="ListParagraph"/>
         <w:numPr>
           <w:ilvl w:val="0"/>
-          <w:numId w:val="12"/>
+          <w:numId w:val="13"/>
         </w:numPr>
         <w:spacing w:after="80"/>
       </w:pPr>
@@ -8367,7 +8283,7 @@
         <w:t>South Fork Solar</w:t>
       </w:r>
       <w:r>
-        <w:t xml:space="preserve"> (South Fork Solar, LLC; Heelstone Renewable Energy, owned by Qualitas Energy): about 45 MW on about 315 acres at 3750 Carpenter Pike Road, Carlisle; PJM queue AH1-570, Millersburg 69 kV, 25 MW, entered September 10, 2021 and active. The difference between the 25 MW queue position and the 45 MW in the state filing is not explained in the public record. Siting Board Case </w:t>
+        <w:t xml:space="preserve"> (South Fork Solar, LLC; Heelstone Renewable Energy, owned by Qualitas Energy): PJM queue AH1-570, Millersburg 69 kV, 25 MW, entered September 10, 2021 and active. The public record does not explain the difference between the 25 MW queue position and the 45 MW in the state filing. Siting Board Case </w:t>
       </w:r>
       <w:hyperlink r:id="rId22" w:history="1">
         <w:r>
@@ -8378,7 +8294,7 @@
         </w:r>
       </w:hyperlink>
       <w:r>
-        <w:t xml:space="preserve"> is open; no application had been filed as of October 16, 2026, and the earliest filing date under the Board's October 2 order is about October 25. Counsel is Sturgill, Turner, Barker &amp; Moloney of Lexington. Adjoining landowners were notified by certified mail in September.</w:t>
+        <w:t xml:space="preserve"> is open with no application filed as of October 16, 2026. Counsel is Sturgill, Turner, Barker &amp; Moloney of Lexington. Adjoining landowners were notified by certified mail in September.</w:t>
       </w:r>
     </w:p>
     <w:p>
@@ -8386,7 +8302,7 @@
         <w:pStyle w:val="ListParagraph"/>
         <w:numPr>
           <w:ilvl w:val="0"/>
-          <w:numId w:val="12"/>
+          <w:numId w:val="13"/>
         </w:numPr>
         <w:spacing w:after="80"/>
       </w:pPr>
@@ -8425,15 +8341,7 @@
         <w:spacing w:after="200"/>
       </w:pPr>
       <w:r>
-        <w:t>Organized groups on record: none found.</w:t>
-      </w:r>
-    </w:p>
-    <w:p>
-      <w:pPr>
-        <w:spacing w:after="200"/>
-      </w:pPr>
-      <w:r>
-        <w:t>The fiscal court is the opposition of record. Its 2024 ordinance passed 6-0 on motions by Magistrates Matt Hughes, Kenny Holbrook and Ross Haney, all Democrats, with the support of the court's two Republican magistrates. County Attorney Dawn Curran Letcher, who also serves as fiscal court clerk, filed both ordinances in the Siting Board case. No resident had filed a public comment in the case as of October 16.</w:t>
+        <w:t>Organized groups on record: none found. The fiscal court is the opposition of record. Its 2024 ordinance passed 6-0 on motions by Magistrates Matt Hughes, Kenny Holbrook and Ross Haney, all Democrats, with the support of the court's two Republican magistrates. County Attorney Dawn Curran Letcher, who also serves as fiscal court clerk, filed both ordinances in the Siting Board case. No resident had filed a public comment in the case as of October 16.</w:t>
       </w:r>
     </w:p>
     <w:p>
@@ -8472,7 +8380,7 @@
         </w:r>
       </w:hyperlink>
       <w:r>
-        <w:t>. We found no candidate statements on solar. Because the ordinance passed with votes from both parties, the election is unlikely to reverse it on its own, but a new court would decide what the moratorium leads to.</w:t>
+        <w:t>. We found no candidate statements on solar. The 2024 ordinance passed with votes from both parties.</w:t>
       </w:r>
     </w:p>
     <w:p>
@@ -8527,7 +8435,7 @@
         <w:spacing w:after="200"/>
       </w:pPr>
       <w:r>
-        <w:t xml:space="preserve">Data-center politics add pressure. HB 593 (2026), a ratepayer-protection bill, passed the House 90-8 and </w:t>
+        <w:t xml:space="preserve">HB 593 (2026), a ratepayer-protection bill for data centers, passed the House 90-8 and </w:t>
       </w:r>
       <w:hyperlink r:id="rId28" w:history="1">
         <w:r>
@@ -8538,7 +8446,7 @@
         </w:r>
       </w:hyperlink>
       <w:r>
-        <w:t xml:space="preserve">, so no statewide data-center siting law exists. Counties have filled the gap with moratoria: Harrison County </w:t>
+        <w:t xml:space="preserve">, so no statewide data-center siting law exists. Counties have adopted moratoria instead: Harrison County </w:t>
       </w:r>
       <w:hyperlink r:id="rId29" w:history="1">
         <w:r>
@@ -8572,80 +8480,6 @@
       </w:hyperlink>
       <w:r>
         <w:t>.</w:t>
-      </w:r>
-    </w:p>
-    <w:p>
-      <w:pPr>
-        <w:pStyle w:val="Heading2"/>
-        <w:spacing w:before="240" w:after="80"/>
-      </w:pPr>
-      <w:r>
-        <w:t>What to watch</w:t>
-      </w:r>
-    </w:p>
-    <w:p>
-      <w:pPr>
-        <w:pStyle w:val="ListParagraph"/>
-        <w:numPr>
-          <w:ilvl w:val="0"/>
-          <w:numId w:val="9"/>
-        </w:numPr>
-        <w:spacing w:after="80"/>
-      </w:pPr>
-      <w:r>
-        <w:t>Kentucky Supreme Court action on the Breckinridge petition (No. 2026-SC-0263)</w:t>
-      </w:r>
-    </w:p>
-    <w:p>
-      <w:pPr>
-        <w:pStyle w:val="ListParagraph"/>
-        <w:numPr>
-          <w:ilvl w:val="0"/>
-          <w:numId w:val="9"/>
-        </w:numPr>
-        <w:spacing w:after="80"/>
-      </w:pPr>
-      <w:r>
-        <w:t>About October 25, 2026: earliest date South Fork Solar may file its Siting Board application; ad hoc board appointments by the governor</w:t>
-      </w:r>
-    </w:p>
-    <w:p>
-      <w:pPr>
-        <w:pStyle w:val="ListParagraph"/>
-        <w:numPr>
-          <w:ilvl w:val="0"/>
-          <w:numId w:val="9"/>
-        </w:numPr>
-        <w:spacing w:after="80"/>
-      </w:pPr>
-      <w:r>
-        <w:t>November 3, 2026: judge-executive rematch (Hamilton v. Randolph) and magistrate general elections</w:t>
-      </w:r>
-    </w:p>
-    <w:p>
-      <w:pPr>
-        <w:pStyle w:val="ListParagraph"/>
-        <w:numPr>
-          <w:ilvl w:val="0"/>
-          <w:numId w:val="9"/>
-        </w:numPr>
-        <w:spacing w:after="80"/>
-      </w:pPr>
-      <w:r>
-        <w:t>Any amendment to Ordinance 06/2024-Solar during the moratorium</w:t>
-      </w:r>
-    </w:p>
-    <w:p>
-      <w:pPr>
-        <w:pStyle w:val="ListParagraph"/>
-        <w:numPr>
-          <w:ilvl w:val="0"/>
-          <w:numId w:val="9"/>
-        </w:numPr>
-        <w:spacing w:after="80"/>
-      </w:pPr>
-      <w:r>
-        <w:t>About September 18, 2027: scheduled end of the solar moratorium</w:t>
       </w:r>
     </w:p>
     <w:p>
@@ -11067,6 +10901,12 @@
     <w:abstractNumId w:val="0"/>
   </w:num>
   <w:num w:numId="12">
+    <w:abstractNumId w:val="10"/>
+    <w:lvlOverride w:ilvl="0">
+      <w:startOverride w:val="1"/>
+    </w:lvlOverride>
+  </w:num>
+  <w:num w:numId="13">
     <w:abstractNumId w:val="10"/>
     <w:lvlOverride w:ilvl="0">
       <w:startOverride w:val="1"/>

--- a/deliverables/case_study_templates/renewables_2026-10-16/Example_Case_Study_Nicholas_County_KY_Renewables.docx
+++ b/deliverables/case_study_templates/renewables_2026-10-16/Example_Case_Study_Nicholas_County_KY_Renewables.docx
@@ -128,7 +128,7 @@
         <w:t>Restrictive on paper, untested in practice</w:t>
       </w:r>
       <w:r>
-        <w:t>: a 2024 county solar ordinance requires a 2,000-foot setback from every non-participating property line and public road, and a one-year solar moratorium followed on September 18, 2026. The county has now put both before the state Siting Board in the case of its first utility-scale proposal.</w:t>
+        <w:t>: a 2024 county solar ordinance requires a 2,000-foot setback from every non-participating property line and public road, and a one-year solar moratorium followed on September 18, 2026. The county has put both before the state Siting Board in the first utility-scale case we found there.</w:t>
       </w:r>
     </w:p>
     <w:p>
@@ -194,7 +194,7 @@
         <w:t>What to watch</w:t>
       </w:r>
       <w:r>
-        <w:t>: whether the Kentucky Supreme Court takes up a pending appeal over solar ordinances in counties without zoning; South Fork Solar's application, due no earlier than late October 2026; the November 3 judge-executive race; and the moratorium's end around September 2027.</w:t>
+        <w:t>: whether the Kentucky Supreme Court takes up a June 2026 petition over solar ordinances in counties without zoning; South Fork Solar's application, due no earlier than late October 2026; the November 3 judge-executive race; and the moratorium's end around September 2027.</w:t>
       </w:r>
     </w:p>
     <w:p>
@@ -211,7 +211,7 @@
         <w:spacing w:after="200"/>
       </w:pPr>
       <w:r>
-        <w:t>Nicholas County has set solar rules few utility-scale projects could meet, and those rules have not yet been tested. The fiscal court adopted a solar licensing ordinance in June 2024 with a 2,000-foot setback from any non-participating property line or public road, which leaves little buildable area on typical farm parcels. In September 2026, as the county's first merchant solar project entered the state process, the court added a one-year moratorium on solar systems of any size.</w:t>
+        <w:t>Nicholas County has set solar rules few utility-scale projects could meet, and those rules have not yet been tested. The fiscal court adopted a solar licensing ordinance in June 2024 with a 2,000-foot setback from any non-participating property line or public road. In September 2026, a week after a 45 MW solar project e-mailed its notice to the state Siting Board, the court added a one-year moratorium on solar systems of any size.</w:t>
       </w:r>
     </w:p>
     <w:p>
@@ -245,7 +245,7 @@
         <w:spacing w:after="200"/>
       </w:pPr>
       <w:r>
-        <w:t>The dispute is legal rather than political. South Fork Solar, a 45 MW project on about 315 acres between Millersburg and Carlisle, filed its notice of intent with the Siting Board in September 2026. It states that the county ordinance "is not applicable to the Project" because Nicholas has no county-wide zoning, relying on a May 2026 Court of Appeals decision that struck down a similar ordinance in Breckinridge County. The county attorney answered on October 9 by sending the Siting Board both the 2024 ordinance and the new moratorium as "existing valid" law. Breckinridge has asked the Kentucky Supreme Court to review the decision. Where a county ordinance does not apply, the state's own setback governs: 2,000 feet from residential neighborhoods, schools, hospitals and nursing homes.</w:t>
+        <w:t>The dispute is legal rather than political. South Fork Solar, a 45 MW project on about 315 acres between Millersburg and Carlisle, filed its notice of intent with the Siting Board in September 2026. It states that the county ordinance "is not applicable to the Project" because Nicholas has no county-wide zoning, relying on a May 2026 Court of Appeals decision that struck down a similar ordinance in Breckinridge County. The county attorney answered with an October 9 memo, e-mailed to the Siting Board on October 12, presenting both the 2024 ordinance and the new moratorium as "existing valid" law. Breckinridge has asked the Kentucky Supreme Court to review the decision. Where a county ordinance does not apply, the state's own setback governs: 2,000 feet from residential neighborhoods, schools, hospitals and nursing homes.</w:t>
       </w:r>
     </w:p>
     <w:p>
@@ -271,7 +271,7 @@
         <w:spacing w:after="200"/>
       </w:pPr>
       <w:r>
-        <w:t>Nicholas County, home to about 7,700 people in the outer Bluegrass northeast of Lexington, adopted a county solar ordinance in 2024 and a one-year solar moratorium in September 2026. Its first merchant solar project, South Fork Solar, is in the state Siting Board's pre-application stage and disputes that the county's rules apply. Its County Restriction Score of 0.05 places it in the lowest decile, while its own record, now verified against both instruments, places it among the restricted counties.</w:t>
+        <w:t>Nicholas County, home to about 7,900 people in the outer Bluegrass northeast of Lexington, adopted a county solar ordinance in 2024 and a one-year solar moratorium in September 2026. South Fork Solar, the first merchant solar project we found there, is in the state Siting Board's pre-application stage and disputes that the county's rules apply. Its County Restriction Score of 0.05 places it in the lowest decile, while its own record, now verified against both instruments, places it among the restricted counties.</w:t>
       </w:r>
     </w:p>
     <w:p>
@@ -921,7 +921,7 @@
         </w:r>
       </w:hyperlink>
       <w:r>
-        <w:t xml:space="preserve"> 7,708 (ACS 2020-2024) on 195 square miles; Carlisle is the only incorporated city</w:t>
+        <w:t xml:space="preserve"> 7,949 (July 2025 estimate) on 195 square miles; Carlisle is the only incorporated city</w:t>
       </w:r>
     </w:p>
     <w:p>
@@ -934,7 +934,7 @@
         <w:spacing w:after="80"/>
       </w:pPr>
       <w:r>
-        <w:t>Median household income $59,531; 9.8 percent of adults 25 and older hold a bachelor's degree (ACS 2020-2024)</w:t>
+        <w:t>Median household income $59,531; 9.8 percent of adults 25 and older hold a bachelor's degree or higher (ACS 2020-2024)</w:t>
       </w:r>
     </w:p>
     <w:p>
@@ -1027,7 +1027,7 @@
         <w:spacing w:after="80"/>
       </w:pPr>
       <w:r>
-        <w:t>Proposed projects: two in the PJM queue, South Fork Solar (25 MW queue position, 45 MW in its state filing) and a 3.5 MW distributed solar project at Headquarters</w:t>
+        <w:t>Proposed projects: South Fork Solar (45 MW, two PJM queue positions) and a 3.5 MW distributed solar project at Headquarters</w:t>
       </w:r>
     </w:p>
     <w:p>
@@ -1068,7 +1068,7 @@
         <w:spacing w:after="200"/>
       </w:pPr>
       <w:r>
-        <w:t>Nicholas County has no planning commission and no county-wide zoning, but its fiscal court regulates solar anyway. In May and June 2024 it adopted Ordinance No. 06/2024-Solar, the "Solar Energy System Installation Requirements," by 6-0 votes on both readings, citing its home-rule powers and the Kentucky statute that lets local setbacks take precedence over the state's.</w:t>
+        <w:t>Nicholas County has no planning commission and no county-wide zoning, but its fiscal court regulates solar anyway. In May and June 2024 it adopted Ordinance No. 06/2024-Solar, the "Solar Energy System Installation Requirements," by 6-0 votes on both readings, citing its home-rule powers (KRS 67.083) and KRS 278.718, which gives local ordinances primacy over the state's siting provisions, including setbacks.</w:t>
       </w:r>
     </w:p>
     <w:p>
@@ -1076,7 +1076,7 @@
         <w:spacing w:after="200"/>
       </w:pPr>
       <w:r>
-        <w:t>The ordinance requires a county license for any ground-mounted system over 2,500 square feet, a list of every non-participating owner within 2,500 feet, an eight-foot fence with a double row of evergreens, and a decommissioning plan with surety. Its most demanding term puts the footprint at least 2,000 feet from any non-participating property line and from any public road or rail line. Measured from property lines rather than from homes and schools, as the state's 2,000-foot setback is, that leaves little buildable area on ordinary farm parcels.</w:t>
+        <w:t>The ordinance requires a county license for any ground-mounted system over 2,500 square feet, a list of every non-participating owner within 2,500 feet, an eight-foot fence with a double row of evergreens, and a decommissioning plan with surety. Its most demanding term puts the footprint at least 2,000 feet from any non-participating property line and from any public road or rail line. The state's 2,000-foot setback is measured instead from residential neighborhoods, schools, hospitals and nursing homes. Under the county's rule, a square site needs to be more than 4,000 feet across before any panels fit; the county's average farm (164 acres) is about 2,700 feet across.</w:t>
       </w:r>
     </w:p>
     <w:p>
@@ -1107,7 +1107,7 @@
         <w:t>South Fork Solar</w:t>
       </w:r>
       <w:r>
-        <w:t xml:space="preserve"> is the county's first test. Heelstone Renewable Energy of North Carolina (owned by Qualitas Energy) would build about 45 MW of solar on about 315 acres of private land at 3750 Carpenter Pike Road, two miles east of Millersburg and three miles west of Carlisle. The project holds a PJM queue position at EKPC's Millersburg 69 kV point of interconnection, entered in September 2021 at 25 MW.</w:t>
+        <w:t xml:space="preserve"> is the county's first test. Heelstone Renewable Energy of North Carolina (owned by Qualitas Energy) would build about 45 MW of solar on about 315 acres of private land at 3750 Carpenter Pike Road, two miles east of Millersburg and three miles west of Carlisle. It holds two PJM queue positions at EKPC's Millersburg 69 kV point of interconnection: AH1-570 (25 MW, entered September 2021) and AH1-571 (20 MW), 45 MW together.</w:t>
       </w:r>
     </w:p>
     <w:p>
@@ -1149,7 +1149,7 @@
         <w:spacing w:after="200"/>
       </w:pPr>
       <w:r>
-        <w:t>We found no organized resident opposition: no group, petition, public comment on the Siting Board docket, or press coverage of the ordinance, the moratorium or South Fork Solar as of October 16. The local paper, the Carlisle Mercury, is not indexed online, so local coverage may exist that we could not read.</w:t>
+        <w:t>We found no organized resident opposition: no group, petition, public comment on the Siting Board docket, or press coverage of the ordinance, the moratorium or South Fork Solar as of October 16. The local paper, the Carlisle Mercury, has no searchable online archive after 2013, so local coverage may exist that we could not read.</w:t>
       </w:r>
     </w:p>
     <w:p>
@@ -1338,7 +1338,7 @@
         <w:spacing w:after="200"/>
       </w:pPr>
       <w:r>
-        <w:t>The score comes from Hawthorn's county model, a regularized logistic regression whose traits were chosen from nine candidates by a pre-registered stability rule and validated with five-fold cross-validation repeated five times. Every county is scored out of fold, and a cross-fitted recalibration keeps scores in line with observed rates (calibration slope 0.99). Across ten equal deciles of the 3,144 counties, the share with a severe restriction rises from 3.5 percent in the lowest to 65 percent in the highest. Nicholas is in the lowest.</w:t>
+        <w:t>The score comes from Hawthorn's county model, a regularized logistic regression whose traits were chosen from nine candidates by a pre-registered stability rule and validated with five-fold cross-validation repeated five times. Every county is scored out of fold, and a cross-fitted recalibration keeps scores in line with observed rates (calibration slope 1.00). Across ten equal deciles of the 3,144 counties, the share with a severe restriction rises from 3.5 percent in the lowest to 65 percent in the highest. Nicholas is in the lowest.</w:t>
       </w:r>
     </w:p>
     <w:p>
@@ -3191,7 +3191,7 @@
               <w:rPr>
                 <w:sz w:val="18"/>
               </w:rPr>
-              <w:t>99</w:t>
+              <w:t>98</w:t>
             </w:r>
           </w:p>
         </w:tc>
@@ -5748,7 +5748,7 @@
         <w:t>Comparable outcomes:</w:t>
       </w:r>
       <w:r>
-        <w:t xml:space="preserve"> The platform records six decided contested projects in Kentucky; five were blocked, four of them confirmed by independent evidence. Within 30 miles, wind projects in Fleming and Mason counties were abandoned in 2014, and Clark County's fiscal court declined in 2021 to widen the zones where Geenex's solar project could locate. Fleming County's three Siting Board solar cases (188, 80 and 200 MW) were all approved with conditions. Only 7 of 575 contested projects nationally carry a date finer than a year, so we do not report decision timelines.</w:t>
+        <w:t xml:space="preserve"> The platform records six decided contested projects in Kentucky; five were blocked, four of them confirmed by independent evidence. Within 30 miles, Duke Energy Renewables' Flemingsburg wind project, spanning Fleming and Mason counties, was abandoned in 2014, and Clark County's fiscal court declined in 2021 to widen the zones where Geenex's solar project could locate. Fleming County's three Siting Board solar cases (188, 80 and 200 MW) were all approved with conditions.</w:t>
       </w:r>
     </w:p>
     <w:p>
@@ -7993,7 +7993,7 @@
         </w:r>
       </w:hyperlink>
       <w:r>
-        <w:t xml:space="preserve"> for a data-center campus in May 2026. Heelstone, South Fork's developer, began building two projects in Georgia and Michigan in April 2026 under contracts with </w:t>
+        <w:t xml:space="preserve"> for a data-center campus in May 2026. Heelstone, South Fork's developer, said in April 2026 that construction had begun on two projects in Georgia and Michigan contracted to </w:t>
       </w:r>
       <w:hyperlink r:id="rId15" w:history="1">
         <w:r>
@@ -8018,7 +8018,7 @@
         <w:t>Land use</w:t>
       </w:r>
       <w:r>
-        <w:t xml:space="preserve"> is where the friction is. Nicholas is cattle, hay and tobacco country, and its farmland is shrinking: the county lost 16 percent of its farms and 17 percent of its farmland between 2017 and 2022. Neighboring Fleming County has approved three Siting Board solar projects totaling about 470 MW, and Harrison County hosts the operating 100 MW Bluebird Solar, where the fiscal court in 2024 </w:t>
+        <w:t xml:space="preserve"> is where the friction is. Nicholas is cattle, hay and tobacco country, and its farmland is shrinking: the county lost 16 percent of its farms and 17 percent of its farmland between 2017 and 2022. In neighboring Fleming County the state Siting Board has conditionally approved three solar projects totaling about 468 MW, and Harrison County hosts the operating 100 MW Bluebird Solar, where the fiscal court in 2024 </w:t>
       </w:r>
       <w:hyperlink r:id="rId16" w:history="1">
         <w:r>
@@ -8186,7 +8186,7 @@
         <w:spacing w:after="80"/>
       </w:pPr>
       <w:r>
-        <w:t>October 9, 2026: County attorney sends both ordinances to the Siting Board as "existing valid" law (filed October 12).</w:t>
+        <w:t>October 9, 2026: County attorney's memo presents both ordinances to the Siting Board as "existing valid" law (e-mailed October 12).</w:t>
       </w:r>
     </w:p>
     <w:p>
@@ -8244,18 +8244,18 @@
         </w:r>
       </w:hyperlink>
       <w:r>
-        <w:t xml:space="preserve"> a solar ordinance adopted by a fiscal court in a county without planning and zoning. Breckinridge's fiscal court voted 4-3 to seek Supreme Court review, and the petition (No. 2026-SC-0263) was filed June 25. At a July 2026 legislative hearing, the Kentucky Association of Counties </w:t>
+        <w:t xml:space="preserve"> a solar ordinance adopted by a fiscal court in a county without planning and zoning. Breckinridge's fiscal court voted 4-3 to seek Supreme Court review, and the petition (No. 2026-SC-0263) was filed June 25. At a July 8, 2026 legislative hearing, an attorney not involved in the case told lawmakers that 33 counties have adopted solar ordinances and 15 of them, like Nicholas, have no planning and zoning, the Kentucky Association of Counties </w:t>
       </w:r>
       <w:hyperlink r:id="rId21" w:history="1">
         <w:r>
           <w:rPr>
             <w:rStyle w:val="Hyperlink"/>
           </w:rPr>
-          <w:t xml:space="preserve">told lawmakers</w:t>
+          <w:t xml:space="preserve">reported</w:t>
         </w:r>
       </w:hyperlink>
       <w:r>
-        <w:t xml:space="preserve"> that 33 counties have solar ordinances and 15 of them, like Nicholas, have no planning and zoning. No court has ruled on Nicholas's ordinance.</w:t>
+        <w:t>. No court has ruled on Nicholas's ordinance.</w:t>
       </w:r>
     </w:p>
     <w:p>
@@ -8272,7 +8272,7 @@
         <w:pStyle w:val="ListParagraph"/>
         <w:numPr>
           <w:ilvl w:val="0"/>
-          <w:numId w:val="13"/>
+          <w:numId w:val="14"/>
         </w:numPr>
         <w:spacing w:after="80"/>
       </w:pPr>
@@ -8283,7 +8283,7 @@
         <w:t>South Fork Solar</w:t>
       </w:r>
       <w:r>
-        <w:t xml:space="preserve"> (South Fork Solar, LLC; Heelstone Renewable Energy, owned by Qualitas Energy): PJM queue AH1-570, Millersburg 69 kV, 25 MW, entered September 10, 2021 and active. The public record does not explain the difference between the 25 MW queue position and the 45 MW in the state filing. Siting Board Case </w:t>
+        <w:t xml:space="preserve"> (South Fork Solar, LLC; Heelstone Renewable Energy, owned by Qualitas Energy): PJM queue positions AH1-570 (25 MW, entered September 10, 2021) and AH1-571 (20 MW), both active at Millersburg 69 kV and together equal to the 45 MW in the state filing. Siting Board Case </w:t>
       </w:r>
       <w:hyperlink r:id="rId22" w:history="1">
         <w:r>
@@ -8302,7 +8302,7 @@
         <w:pStyle w:val="ListParagraph"/>
         <w:numPr>
           <w:ilvl w:val="0"/>
-          <w:numId w:val="13"/>
+          <w:numId w:val="14"/>
         </w:numPr>
         <w:spacing w:after="80"/>
       </w:pPr>
@@ -8341,7 +8341,7 @@
         <w:spacing w:after="200"/>
       </w:pPr>
       <w:r>
-        <w:t>Organized groups on record: none found. The fiscal court is the opposition of record. Its 2024 ordinance passed 6-0 on motions by Magistrates Matt Hughes, Kenny Holbrook and Ross Haney, all Democrats, with the support of the court's two Republican magistrates. County Attorney Dawn Curran Letcher, who also serves as fiscal court clerk, filed both ordinances in the Siting Board case. No resident had filed a public comment in the case as of October 16.</w:t>
+        <w:t>Organized groups on record: none found. The fiscal court is the opposition of record. Its 2024 ordinance passed 6-0, moved by Magistrates Matt Hughes and Kenny Holbrook and seconded by Holbrook and Ross Haney, all Democrats, with the votes of the court's two Republican magistrates. County Attorney Dawn Curran Letcher, who also serves as fiscal court clerk, filed both ordinances in the Siting Board case. No resident had filed a public comment in the case as of October 16.</w:t>
       </w:r>
     </w:p>
     <w:p>
@@ -8369,7 +8369,7 @@
         </w:r>
       </w:hyperlink>
       <w:r>
-        <w:t xml:space="preserve"> in 2022, and the two meet again on November 3, 2026. Three of the five magistrate seats are contested across party lines: Robbie Matthews (R, incumbent) against Mike Webb (D) in District 1, Matt Hughes (D, incumbent) against Andrew Fugitt (R) in District 2, and Ross Haney (D, incumbent) against Holly C. Becker (R) in District 5. Kenny Holbrook (D, incumbent) faces Christina C. Humphries (R) in District 3, and Tommy Crawford (R, incumbent) is unopposed in District 4, according to the </w:t>
+        <w:t xml:space="preserve"> in 2022, and the two meet again on November 3, 2026. Four of the five magistrate seats are contested: Robbie Matthews (R, incumbent) against Mike Webb (D) in District 1, Matt Hughes (D, incumbent) against Andrew Fugitt (R) in District 2, Kenny Holbrook (D, incumbent) against Christina C. Humphries (R) in District 3, and Ross Haney (D, incumbent) against Holly C. Becker (R) in District 5. Tommy Crawford (R, incumbent) is unopposed in District 4, according to the </w:t>
       </w:r>
       <w:hyperlink r:id="rId25" w:history="1">
         <w:r>
@@ -8405,7 +8405,7 @@
         <w:spacing w:after="200"/>
       </w:pPr>
       <w:r>
-        <w:t xml:space="preserve">Kentucky has tightened renewable siting in each of the last two sessions. HB 677 (2026), which </w:t>
+        <w:t xml:space="preserve">Kentucky tightened renewable siting in 2026. HB 677, which </w:t>
       </w:r>
       <w:hyperlink r:id="rId26" w:history="1">
         <w:r>
@@ -8427,7 +8427,7 @@
         </w:r>
       </w:hyperlink>
       <w:r>
-        <w:t xml:space="preserve"> from the state setback statute while leaving it elsewhere in the siting law, which leaves battery-storage jurisdiction unsettled. The state setback for any merchant plant of 10 MW or more remains 2,000 feet from residential neighborhoods, schools, hospitals and nursing homes, with local planning and zoning setbacks taking precedence where they exist.</w:t>
+        <w:t xml:space="preserve"> from the state setback statute while leaving it elsewhere in the siting law, which leaves battery-storage jurisdiction unsettled. The state setback for any merchant plant of 10 MW or more remains 2,000 feet from residential neighborhoods, schools, hospitals and nursing homes, with local planning and zoning setbacks taking precedence where they exist. KRS 278.718 also gives primacy to local ordinances adopted under home rule, the provision Nicholas relies on.</w:t>
       </w:r>
     </w:p>
     <w:p>
@@ -8446,7 +8446,7 @@
         </w:r>
       </w:hyperlink>
       <w:r>
-        <w:t xml:space="preserve">, so no statewide data-center siting law exists. Counties have adopted moratoria instead: Harrison County </w:t>
+        <w:t xml:space="preserve">. Counties have adopted data-center moratoria: Harrison County </w:t>
       </w:r>
       <w:hyperlink r:id="rId29" w:history="1">
         <w:r>
@@ -8468,7 +8468,7 @@
         </w:r>
       </w:hyperlink>
       <w:r>
-        <w:t xml:space="preserve">, and Nelson, Bell, Bullitt and Lexington-Fayette took similar steps, </w:t>
+        <w:t xml:space="preserve">, and Nelson County adopted a one-year moratorium, </w:t>
       </w:r>
       <w:hyperlink r:id="rId31" w:history="1">
         <w:r>
@@ -8604,7 +8604,7 @@
         <w:rPr>
           <w:sz w:val="16"/>
         </w:rPr>
-        <w:t xml:space="preserve">S6. Kentucky PSC, letter to Gov. Beshear requesting ad hoc appointments, filed Oct. 15, 2026. </w:t>
+        <w:t xml:space="preserve">S6. Kentucky State Board on Electric Generation and Transmission Siting, letter from Chair Angie Hatton to Gov. Beshear requesting ad hoc appointments, Oct. 13, 2026 (filed Oct. 15). </w:t>
       </w:r>
       <w:hyperlink r:id="rId19" w:history="1">
         <w:r>
@@ -8772,7 +8772,7 @@
         <w:rPr>
           <w:sz w:val="16"/>
         </w:rPr>
-        <w:t xml:space="preserve">S14. Frost Brown Todd Gibbons, Another year, another round of changes to renewable energy siting and BESS regulation in Kentucky, May 15, 2026. </w:t>
+        <w:t xml:space="preserve">S14. FBT Gibbons, Another year, another round of changes to renewable energy siting and battery storage (BESS) regulation in Kentucky, May 15, 2026. </w:t>
       </w:r>
       <w:hyperlink r:id="rId27" w:history="1">
         <w:r>
@@ -8793,16 +8793,16 @@
         <w:rPr>
           <w:sz w:val="16"/>
         </w:rPr>
-        <w:t xml:space="preserve">S15. Kentucky General Assembly, HB 790 (2025 RS). </w:t>
-      </w:r>
-      <w:hyperlink r:id="rId35" w:history="1">
+        <w:t xml:space="preserve">S15. U.S. Census Bureau, Vintage 2025 county population estimates. </w:t>
+      </w:r>
+      <w:hyperlink r:id="rId9" w:history="1">
         <w:r>
           <w:rPr>
             <w:rStyle w:val="Hyperlink"/>
             <w:sz w:val="16"/>
             <w:szCs w:val="16"/>
           </w:rPr>
-          <w:t xml:space="preserve">https://apps.legislature.ky.gov/record/25rs/hb790.html</w:t>
+          <w:t xml:space="preserve">https://www2.census.gov/programs-surveys/popest/datasets/2020-2025/counties/totals/co-est2025-alldata.csv</w:t>
         </w:r>
       </w:hyperlink>
     </w:p>
@@ -8835,7 +8835,7 @@
         <w:rPr>
           <w:sz w:val="16"/>
         </w:rPr>
-        <w:t xml:space="preserve">S17. Cynthiana Democrat, Data center moratorium approved, Aug. 14, 2026. </w:t>
+        <w:t xml:space="preserve">S17. Georgetown News-Graphic, Data center moratorium approved, Aug. 14, 2026. </w:t>
       </w:r>
       <w:hyperlink r:id="rId29" w:history="1">
         <w:r>
@@ -8856,7 +8856,7 @@
         <w:rPr>
           <w:sz w:val="16"/>
         </w:rPr>
-        <w:t xml:space="preserve">S18. WKYT, Harrison County leaders hear public opposition to data centers ahead of moratorium vote, July 29, 2026. </w:t>
+        <w:t xml:space="preserve">S18. WKYT, Harrison County leaders hear public opposition to data centers ahead of moratorium vote, July 28, 2026. </w:t>
       </w:r>
       <w:hyperlink r:id="rId30" w:history="1">
         <w:r>
@@ -8877,7 +8877,7 @@
         <w:rPr>
           <w:sz w:val="16"/>
         </w:rPr>
-        <w:t xml:space="preserve">S19. Spectrum News 1, Kentucky counties weigh data center growth as moratoriums spread, July 9, 2026. </w:t>
+        <w:t xml:space="preserve">S19. Spectrum News 1, Kentucky counties weigh data center growth as moratoriums spread, July 13, 2026. </w:t>
       </w:r>
       <w:hyperlink r:id="rId31" w:history="1">
         <w:r>
@@ -8942,7 +8942,7 @@
         </w:rPr>
         <w:t xml:space="preserve">S22. EKPC, Our owner-member cooperatives. </w:t>
       </w:r>
-      <w:hyperlink r:id="rId36" w:history="1">
+      <w:hyperlink r:id="rId35" w:history="1">
         <w:r>
           <w:rPr>
             <w:rStyle w:val="Hyperlink"/>
@@ -8984,7 +8984,7 @@
         </w:rPr>
         <w:t xml:space="preserve">S24. Kentucky PSC, Case 2020-00370 (Fleming Solar). </w:t>
       </w:r>
-      <w:hyperlink r:id="rId37" w:history="1">
+      <w:hyperlink r:id="rId36" w:history="1">
         <w:r>
           <w:rPr>
             <w:rStyle w:val="Hyperlink"/>
@@ -9005,7 +9005,7 @@
         </w:rPr>
         <w:t xml:space="preserve">S25. Kentucky PSC, Case 2022-00272 (Hummingbird Energy). </w:t>
       </w:r>
-      <w:hyperlink r:id="rId38" w:history="1">
+      <w:hyperlink r:id="rId37" w:history="1">
         <w:r>
           <w:rPr>
             <w:rStyle w:val="Hyperlink"/>
@@ -9047,7 +9047,7 @@
         </w:rPr>
         <w:t xml:space="preserve">S27. Kentucky State Board of Elections, 2026 primary recap, Nicholas County. </w:t>
       </w:r>
-      <w:hyperlink r:id="rId39" w:history="1">
+      <w:hyperlink r:id="rId38" w:history="1">
         <w:r>
           <w:rPr>
             <w:rStyle w:val="Hyperlink"/>
@@ -9089,7 +9089,7 @@
         </w:rPr>
         <w:t xml:space="preserve">S29. Kentucky General Assembly, Senate District 27. </w:t>
       </w:r>
-      <w:hyperlink r:id="rId40" w:history="1">
+      <w:hyperlink r:id="rId39" w:history="1">
         <w:r>
           <w:rPr>
             <w:rStyle w:val="Hyperlink"/>
@@ -9161,7 +9161,23 @@
         <w:rPr>
           <w:sz w:val="16"/>
         </w:rPr>
-        <w:t xml:space="preserve">S33. Kentucky Revised Statutes 278.700 to 278.718 (siting of merchant electric generating facilities). </w:t>
+        <w:t xml:space="preserve">S33. Kentucky Revised Statutes 278.704 (merchant generating facility setbacks), </w:t>
+      </w:r>
+      <w:hyperlink r:id="rId40" w:history="1">
+        <w:r>
+          <w:rPr>
+            <w:rStyle w:val="Hyperlink"/>
+            <w:sz w:val="16"/>
+            <w:szCs w:val="16"/>
+          </w:rPr>
+          <w:t xml:space="preserve">https://apps.legislature.ky.gov/law/statutes/statute.aspx?id=57882</w:t>
+        </w:r>
+      </w:hyperlink>
+      <w:r>
+        <w:rPr>
+          <w:sz w:val="16"/>
+        </w:rPr>
+        <w:t xml:space="preserve">, and 278.718 (local primacy), </w:t>
       </w:r>
       <w:hyperlink r:id="rId41" w:history="1">
         <w:r>
@@ -9170,7 +9186,7 @@
             <w:sz w:val="16"/>
             <w:szCs w:val="16"/>
           </w:rPr>
-          <w:t xml:space="preserve">https://apps.legislature.ky.gov/law/statutes/statute.aspx?id=57882</w:t>
+          <w:t xml:space="preserve">https://apps.legislature.ky.gov/law/statutes/statute.aspx?id=57886</w:t>
         </w:r>
       </w:hyperlink>
     </w:p>
@@ -9214,7 +9230,7 @@
         <w:rPr>
           <w:sz w:val="16"/>
         </w:rPr>
-        <w:t xml:space="preserve">S36. WKYT, Clark County tables massive solar farm project, Aug. 27, 2021. </w:t>
+        <w:t xml:space="preserve">S36. WKYT, Clark Co. tables massive solar farm project for now, Aug. 26, 2021. </w:t>
       </w:r>
       <w:hyperlink r:id="rId43" w:history="1">
         <w:r>
@@ -9229,6 +9245,27 @@
     </w:p>
     <w:p>
       <w:pPr>
+        <w:spacing w:after="40"/>
+      </w:pPr>
+      <w:r>
+        <w:rPr>
+          <w:sz w:val="16"/>
+        </w:rPr>
+        <w:t xml:space="preserve">S37. Kentucky PSC, Case 2020-00206 (AEUG Fleming Solar). </w:t>
+      </w:r>
+      <w:hyperlink r:id="rId44" w:history="1">
+        <w:r>
+          <w:rPr>
+            <w:rStyle w:val="Hyperlink"/>
+            <w:sz w:val="16"/>
+            <w:szCs w:val="16"/>
+          </w:rPr>
+          <w:t xml:space="preserve">https://psc.ky.gov/Case/ViewCaseFilings/2020-00206</w:t>
+        </w:r>
+      </w:hyperlink>
+    </w:p>
+    <w:p>
+      <w:pPr>
         <w:pStyle w:val="Heading2"/>
         <w:spacing w:before="240" w:after="80"/>
       </w:pPr>
@@ -9246,7 +9283,7 @@
         </w:rPr>
         <w:t xml:space="preserve">Page 1 county map: David Benbennick, "Map of Kentucky highlighting Nicholas County," Wikimedia Commons, public domain. </w:t>
       </w:r>
-      <w:hyperlink r:id="rId44" w:history="1">
+      <w:hyperlink r:id="rId45" w:history="1">
         <w:r>
           <w:rPr>
             <w:rStyle w:val="Hyperlink"/>
@@ -9524,7 +9561,7 @@
           <w:sz w:val="16"/>
           <w:szCs w:val="16"/>
         </w:rPr>
-        <w:t xml:space="preserve"> With a likely range of 0.04 to 0.06 (10th to 90th percentile of 200 bootstrap refits), against a national base rate of 0.24. The model's queue input for Nicholas is zero because LBNL's queue data (through 2025) did not place South Fork's request in a county; with both current queue positions counted, the score would be about 0.06, still in decile 1.</w:t>
+        <w:t xml:space="preserve"> With a likely range of 0.04 to 0.06 (10th to 90th percentile of 200 bootstrap refits), against a national base rate of 0.24. The model's queue input for Nicholas is zero because LBNL's queue data (through 2025) did not place South Fork's two requests in a county; counting them (45 MW) and the Headquarters project, the score would be about 0.066, at the bottom of decile 2.</w:t>
       </w:r>
     </w:p>
   </w:footnote>
@@ -9548,7 +9585,7 @@
           <w:sz w:val="16"/>
           <w:szCs w:val="16"/>
         </w:rPr>
-        <w:t xml:space="preserve"> Model validation: cross-validated AUC (area under the ROC curve: the chance a restricted county outscores an unrestricted one) 0.78 (0.81 when whole states are held out), Brier (mean squared error of the scores) score 0.145 against a 0.181 no-skill baseline (skill 0.20), expected calibration error 0.016, across 3,144 counties; it passes the platform's pre-registered calibration gate. Median scores for restricted and unrestricted counties sit 21 points apart (0.34 and 0.14). This is a provisional fit made for this report; the platform's own county model is still being built.</w:t>
+        <w:t xml:space="preserve"> Model validation: cross-validated AUC (area under the ROC curve: the chance a restricted county outscores an unrestricted one) 0.78 (0.81 when whole states are held out), Brier (mean squared error of the scores) score 0.145 against a 0.181 no-skill baseline (skill 0.20), expected calibration error 0.016 (0.010 on the gate's equal-width bins), across 3,144 counties; it passes the platform's pre-registered calibration gate. Median scores for restricted and unrestricted counties sit 21 points apart (0.34 and 0.14). This is a provisional fit made for this report; the platform's own county model is still being built.</w:t>
       </w:r>
     </w:p>
   </w:footnote>
@@ -9668,7 +9705,7 @@
           <w:sz w:val="16"/>
           <w:szCs w:val="16"/>
         </w:rPr>
-        <w:t xml:space="preserve"> Scores describe county profiles, not restriction status. Harrison County has a solar ordinance on record (20-foot height limit, 100- and 200-foot setbacks) and adopted a two-year data-center moratorium on August 11, 2026; Fleming's opposition record is the 2014 Flemingsburg wind project. Interconnection requests are from LBNL Queued Up (data through 2025); population is the ACS 2020-2024 model input.</w:t>
+        <w:t xml:space="preserve"> Scores describe county profiles, not restriction status. Harrison County has a solar ordinance on record (20-foot height limit, 100- and 200-foot setbacks) and adopted a two-year data-center moratorium on August 11, 2026; Fleming's opposition record is the 2014 Flemingsburg wind project. The Census adjacency list also names Montgomery County, which the platform's adjacency data omits; it has no restriction on record. Interconnection requests are from LBNL Queued Up (data through 2025); population is the ACS 2020-2024 model input.</w:t>
       </w:r>
     </w:p>
   </w:footnote>
@@ -10907,6 +10944,12 @@
     </w:lvlOverride>
   </w:num>
   <w:num w:numId="13">
+    <w:abstractNumId w:val="10"/>
+    <w:lvlOverride w:ilvl="0">
+      <w:startOverride w:val="1"/>
+    </w:lvlOverride>
+  </w:num>
+  <w:num w:numId="14">
     <w:abstractNumId w:val="10"/>
     <w:lvlOverride w:ilvl="0">
       <w:startOverride w:val="1"/>

--- a/deliverables/case_study_templates/renewables_2026-10-16/Example_Case_Study_Nicholas_County_KY_Renewables.docx
+++ b/deliverables/case_study_templates/renewables_2026-10-16/Example_Case_Study_Nicholas_County_KY_Renewables.docx
@@ -128,7 +128,7 @@
         <w:t>Restrictive on paper, untested in practice</w:t>
       </w:r>
       <w:r>
-        <w:t>: a 2024 county solar ordinance requires a 2,000-foot setback from every non-participating property line and public road, and a one-year solar moratorium followed on September 18, 2026. The county has put both before the state Siting Board in the first utility-scale case we found there.</w:t>
+        <w:t>: a 2024 county solar ordinance requires a 2,000-foot setback from every non-participating property line and public road. In 2026 the fiscal court refused to amend it for a 45 MW solar project, then adopted one-year moratoria on wind (August 14) and on the solar systems the ordinance covers (September 18). The county has put both solar instruments before the state Siting Board in the first utility-scale case we found there.</w:t>
       </w:r>
     </w:p>
     <w:p>
@@ -147,7 +147,7 @@
         <w:t>Official resistance, no visible public campaign</w:t>
       </w:r>
       <w:r>
-        <w:t>: we found no organized resident opposition, petitions or press coverage. The resistance on record comes from the fiscal court, which adopted the 2024 ordinance 6-0 with votes from both parties.</w:t>
+        <w:t>: the weekly Carlisle Mercury covered each step but reported no petition, organized group or resident speaking against the project. The resistance on record comes from the fiscal court, which adopted the 2024 ordinance 6-0 with votes from both parties, rejected the developer's amendment unanimously and passed the solar moratorium 5-1.</w:t>
       </w:r>
     </w:p>
     <w:p>
@@ -175,7 +175,7 @@
         <w:t>th</w:t>
       </w:r>
       <w:r>
-        <w:t xml:space="preserve"> percentile (96% of U.S. counties score higher) for resemblance to counties with severe renewable restrictions. Yet both of its instruments rank as severe on our scale; among the roughly 750 counties with a severe restriction, only four score lower.</w:t>
+        <w:t xml:space="preserve"> percentile (96% of U.S. counties score higher) for resemblance to counties with severe renewable restrictions. Yet all three of its instruments rank as severe on our scale; among the roughly 750 counties with a severe restriction, only four score lower.</w:t>
       </w:r>
     </w:p>
     <w:p>
@@ -194,7 +194,7 @@
         <w:t>What to watch</w:t>
       </w:r>
       <w:r>
-        <w:t>: whether the Kentucky Supreme Court takes up a June 2026 petition over solar ordinances in counties without zoning; South Fork Solar's application, due no earlier than late October 2026; the November 3 judge-executive race; and the moratorium's end around September 2027.</w:t>
+        <w:t>: whether the Kentucky Supreme Court takes up a June 2026 petition over solar ordinances in counties without zoning; South Fork Solar's application, due no earlier than late October 2026; the November 3 judge-executive and magistrate races; and the moratoria's ends in August and September 2027.</w:t>
       </w:r>
     </w:p>
     <w:p>
@@ -211,7 +211,7 @@
         <w:spacing w:after="200"/>
       </w:pPr>
       <w:r>
-        <w:t>Nicholas County has set solar rules few utility-scale projects could meet, and those rules have not yet been tested. The fiscal court adopted a solar licensing ordinance in June 2024 with a 2,000-foot setback from any non-participating property line or public road. In September 2026, a week after a 45 MW solar project e-mailed its notice to the state Siting Board, the court added a one-year moratorium on solar systems of any size.</w:t>
+        <w:t>Nicholas County has set solar rules few utility-scale projects could meet, and those rules have not yet been tested. The fiscal court adopted a solar licensing ordinance in June 2024 with a 2,000-foot setback from any non-participating property line or public road. In July 2026 it voted unanimously against a developer's request to amend that ordinance for a 45 MW solar project, and in August it adopted a one-year moratorium on wind projects of any size. In September, a week after the solar project e-mailed its notice to the state Siting Board, the court added a one-year moratorium on the solar systems the 2024 ordinance covers.</w:t>
       </w:r>
     </w:p>
     <w:p>
@@ -237,7 +237,7 @@
         <w:t>th</w:t>
       </w:r>
       <w:r>
-        <w:t xml:space="preserve"> of 120 Kentucky counties. The score measures how closely a county's profile resembles counties that have enacted severe restrictions; it is not a forecast for any project. It is low because Nicholas is small, has no restricting neighbors and, in the model's data, no placed interconnection requests. The county's record points the other way: we read both instruments in the state Siting Board's case file, which makes the record Verified, our highest evidence status.</w:t>
+        <w:t xml:space="preserve"> of 120 Kentucky counties. The score measures how closely a county's profile resembles counties that have enacted severe restrictions; it is not a forecast for any project. It is low because Nicholas is small, has no restricting neighbors and, in the model's data, no placed interconnection requests. The county's record points the other way: we read all three instruments, the two solar ordinances in the state Siting Board's case file and the wind moratorium as printed in the Carlisle Mercury, which makes the record Verified, our highest evidence status.</w:t>
       </w:r>
     </w:p>
     <w:p>
@@ -245,7 +245,7 @@
         <w:spacing w:after="200"/>
       </w:pPr>
       <w:r>
-        <w:t>The dispute is legal rather than political. South Fork Solar, a 45 MW project on about 315 acres between Millersburg and Carlisle, filed its notice of intent with the Siting Board in September 2026. It states that the county ordinance "is not applicable to the Project" because Nicholas has no county-wide zoning, relying on a May 2026 Court of Appeals decision that struck down a similar ordinance in Breckinridge County. The county attorney answered with an October 9 memo, e-mailed to the Siting Board on October 12, presenting both the 2024 ordinance and the new moratorium as "existing valid" law. Breckinridge has asked the Kentucky Supreme Court to review the decision. Where a county ordinance does not apply, the state's own setback governs: 2,000 feet from residential neighborhoods, schools, hospitals and nursing homes.</w:t>
+        <w:t>The dispute has moved from the fiscal court to the state. South Fork Solar, a 45 MW project on about 315 acres between Millersburg and Carlisle, filed its notice of intent with the Siting Board in September 2026, two months after the court refused to amend the county ordinance for it. It states that the county ordinance "is not applicable to the Project" because Nicholas has no county-wide zoning, relying on a May 2026 Court of Appeals decision that struck down a similar ordinance in Breckinridge County. The county attorney answered with an October 9 memo, e-mailed to the Siting Board on October 12, presenting both the 2024 ordinance and the new moratorium as "existing valid" law. Breckinridge has asked the Kentucky Supreme Court to review the decision. Where a county ordinance does not apply, the state's own setback governs: 2,000 feet from residential neighborhoods, schools, hospitals and nursing homes.</w:t>
       </w:r>
     </w:p>
     <w:p>
@@ -271,7 +271,7 @@
         <w:spacing w:after="200"/>
       </w:pPr>
       <w:r>
-        <w:t>Nicholas County, home to about 7,900 people in the outer Bluegrass northeast of Lexington, adopted a county solar ordinance in 2024 and a one-year solar moratorium in September 2026. South Fork Solar, the first merchant solar project we found there, is in the state Siting Board's pre-application stage and disputes that the county's rules apply. Its County Restriction Score of 0.05 places it in the lowest decile, while its own record, now verified against both instruments, places it among the restricted counties.</w:t>
+        <w:t>Nicholas County, home to about 7,900 people in the outer Bluegrass northeast of Lexington, adopted a county solar ordinance in 2024 and one-year moratoria on wind and solar in August and September 2026. South Fork Solar, the first merchant solar project we found there, is in the state Siting Board's pre-application stage and disputes that the county's rules apply. Its County Restriction Score of 0.05 places it in the lowest decile, while its own record, now verified against all three instruments, places it among the restricted counties.</w:t>
       </w:r>
     </w:p>
     <w:p>
@@ -698,7 +698,7 @@
               <w:rPr>
                 <w:sz w:val="20"/>
               </w:rPr>
-              <w:t>Both county instruments read in the Siting Board record (Case 2026-00256); supersedes the platform's October 9 "checked, none found" entry</w:t>
+              <w:t>The two solar instruments read in the Siting Board record (Case 2026-00256) and the wind moratorium in the Carlisle Mercury; supersedes the platform's October 9 "checked, none found" entry</w:t>
             </w:r>
           </w:p>
         </w:tc>
@@ -823,7 +823,7 @@
                 <w:b/>
                 <w:sz w:val="20"/>
               </w:rPr>
-              <w:t>89</w:t>
+              <w:t>93</w:t>
             </w:r>
             <w:r>
               <w:rPr>
@@ -831,14 +831,14 @@
                 <w:sz w:val="20"/>
                 <w:vertAlign w:val="superscript"/>
               </w:rPr>
-              <w:t>th</w:t>
+              <w:t>rd</w:t>
             </w:r>
             <w:r>
               <w:rPr>
                 <w:b/>
                 <w:sz w:val="20"/>
               </w:rPr>
-              <w:t xml:space="preserve"> percentile (records); 97</w:t>
+              <w:t xml:space="preserve"> percentile (records); 98</w:t>
             </w:r>
             <w:r>
               <w:rPr>
@@ -875,7 +875,7 @@
               <w:rPr>
                 <w:sz w:val="20"/>
               </w:rPr>
-              <w:t>Two restriction instruments and one contested project, against all U.S. counties</w:t>
+              <w:t>Three restriction instruments and one contested project, against all U.S. counties</w:t>
             </w:r>
           </w:p>
         </w:tc>
@@ -921,7 +921,7 @@
         </w:r>
       </w:hyperlink>
       <w:r>
-        <w:t xml:space="preserve"> 7,949 (July 2025 estimate) on 195 square miles; Carlisle is the only incorporated city</w:t>
+        <w:t xml:space="preserve"> 7,949 (July 2025 estimate) on 195 square miles; Carlisle is the county's one city, and a sliver of Millersburg (14 residents in 2020) crosses in from Bourbon County</w:t>
       </w:r>
     </w:p>
     <w:p>
@@ -1027,7 +1027,7 @@
         <w:spacing w:after="80"/>
       </w:pPr>
       <w:r>
-        <w:t>Proposed projects: South Fork Solar (45 MW, two PJM queue positions) and a 3.5 MW distributed solar project at Headquarters</w:t>
+        <w:t>Proposed projects: South Fork Solar (45 MW, two PJM queue positions) and a 3.5 MW distributed solar project at Headquarters; in December 2025 the county attorney reported a wind company seeking 6,000 acres</w:t>
       </w:r>
     </w:p>
     <w:p>
@@ -1040,7 +1040,7 @@
         <w:spacing w:after="80"/>
       </w:pPr>
       <w:r>
-        <w:t xml:space="preserve">Enacted restriction: yes, </w:t>
+        <w:t xml:space="preserve">Enacted restrictions: yes, the solar ordinance (June 2024) and solar moratorium (September 2026) </w:t>
       </w:r>
       <w:hyperlink r:id="rId12" w:history="1">
         <w:r>
@@ -1051,7 +1051,18 @@
         </w:r>
       </w:hyperlink>
       <w:r>
-        <w:t xml:space="preserve"> (solar ordinance, June 2024; solar moratorium, September 2026)</w:t>
+        <w:t xml:space="preserve">, and the wind moratorium (August 2026) </w:t>
+      </w:r>
+      <w:hyperlink r:id="rId13" w:history="1">
+        <w:r>
+          <w:rPr>
+            <w:rStyle w:val="Hyperlink"/>
+          </w:rPr>
+          <w:t xml:space="preserve">as printed</w:t>
+        </w:r>
+      </w:hyperlink>
+      <w:r>
+        <w:t xml:space="preserve"> in the Carlisle Mercury</w:t>
       </w:r>
     </w:p>
     <w:p>
@@ -1068,7 +1079,7 @@
         <w:spacing w:after="200"/>
       </w:pPr>
       <w:r>
-        <w:t>Nicholas County has no planning commission and no county-wide zoning, but its fiscal court regulates solar anyway. In May and June 2024 it adopted Ordinance No. 06/2024-Solar, the "Solar Energy System Installation Requirements," by 6-0 votes on both readings, citing its home-rule powers (KRS 67.083) and KRS 278.718, which gives local ordinances primacy over the state's siting provisions, including setbacks.</w:t>
+        <w:t>Nicholas County has no county planning commission and no county-wide zoning, but its fiscal court regulates solar anyway. In May and June 2024 it adopted Ordinance No. 06/2024-Solar, the "Solar Energy System Installation Requirements," by 6-0 votes on both readings, citing its home-rule powers (KRS 67.083) and KRS 278.718, which gives local ordinances primacy over the state's siting provisions, including setbacks.</w:t>
       </w:r>
     </w:p>
     <w:p>
@@ -1084,7 +1095,15 @@
         <w:spacing w:after="200"/>
       </w:pPr>
       <w:r>
-        <w:t>On September 18, 2026, the court adopted a second ordinance: a one-year moratorium on "the construction, development, and operation of solar energy systems" of any size, to give the judge-executive, magistrates and consultants time to weigh "environmental impacts, utility capacity, economic benefits for the community, and best practices from other jurisdictions." It took effect on adoption and runs to about September 18, 2027. We found no public campaign before either instrument.</w:t>
+        <w:t>On August 14, 2026, the court added two moratoria. It adopted Ordinance No. 26-August-02, a one-year moratorium on "turbine/wind energy projects of any size," together with a one-year moratorium on data centers. Both had their first reading on July 10, and the Mercury printed no tally for either. In December 2025 the county attorney had told the court that a wind company, Cordelio Power, was "looking to acquire 6000 acres in the county."</w:t>
+      </w:r>
+    </w:p>
+    <w:p>
+      <w:pPr>
+        <w:spacing w:after="200"/>
+      </w:pPr>
+      <w:r>
+        <w:t>On September 18, 2026, the court adopted Ordinance No. September-2026-18-01, a one-year moratorium on "the construction, development, and operation of solar systems of any size as referenced in existing ordinance," that is, the ground-mounted systems the 2024 ordinance licenses. Its stated purpose is to give the judge-executive, magistrates and consultants time to weigh "environmental impacts, utility capacity, economic benefits for the community, and best practices from other jurisdictions." The first reading passed 4-2 on September 11, with Magistrates Matt Hughes and Rodney Matthews voting no, and the second passed 5-1 at a special-called meeting, with Hughes voting no. It took effect on adoption and runs to about September 18, 2027. We found no petition or organized campaign before any of the three instruments.</w:t>
       </w:r>
     </w:p>
     <w:p>
@@ -1107,7 +1126,15 @@
         <w:t>South Fork Solar</w:t>
       </w:r>
       <w:r>
-        <w:t xml:space="preserve"> is the county's first test. Heelstone Renewable Energy of North Carolina (owned by Qualitas Energy) would build about 45 MW of solar on about 315 acres of private land at 3750 Carpenter Pike Road, two miles east of Millersburg and three miles west of Carlisle. It holds two PJM queue positions at EKPC's Millersburg 69 kV point of interconnection: AH1-570 (25 MW, entered September 2021) and AH1-571 (20 MW), 45 MW together.</w:t>
+        <w:t xml:space="preserve"> is the county's first test. Heelstone Renewable Energy of North Carolina (owned by Qualitas Energy) would build about 45 MW of solar on about 315 acres of private land (the notice of intent's figure; Heelstone's local notices give about 250) at 3750 Carpenter Pike Road, two miles east of Millersburg and three miles west of Carlisle. It holds two PJM queue positions at EKPC's Millersburg 69 kV point of interconnection: AH1-570 (25 MW, entered September 2021) and AH1-571 (20 MW), 45 MW together.</w:t>
+      </w:r>
+    </w:p>
+    <w:p>
+      <w:pPr>
+        <w:spacing w:after="200"/>
+      </w:pPr>
+      <w:r>
+        <w:t>Heelstone went to the county first. At a June 9, 2026 workshop it asked the fiscal court for a text amendment to the 2024 ordinance, which "as written, would prohibit" the project, the Carlisle Mercury reported. As planned, South Fork would have 50-foot setbacks against the ordinance's 2,000 feet, with "a dozen or so" adjacent properties, and Heelstone asked to be "grandfathered in." Residents asked about property values, contamination and erosion. Heelstone said it had spent $5 million to $6 million on the project, which would cost $70 million to $75 million, and planned construction for 2028. On July 10 the court "voted unanimously to uphold their current solar ordinance and reject a text amendment."</w:t>
       </w:r>
     </w:p>
     <w:p>
@@ -1132,7 +1159,7 @@
         <w:spacing w:after="200"/>
       </w:pPr>
       <w:r>
-        <w:t>A 3.5 MW distributed solar project by EDPR NA Distributed Generation entered the PJM queue in April 2026 at the Headquarters 12 kV point in Nicholas County, with a proposed operation date of August 2027. It is too small for the Siting Board and falls under the county's licensing ordinance and its moratorium. No wind, battery storage, data-center or cryptocurrency-mining proposal has surfaced in the county.</w:t>
+        <w:t>A 3.5 MW distributed solar project by EDPR NA Distributed Generation entered the PJM queue in April 2026 at the Headquarters 12 kV point in Nicholas County, with a proposed operation date of August 2027. It is too small for the Siting Board and falls under the county's licensing ordinance and its moratorium. No battery storage or cryptocurrency-mining proposal has surfaced in the county, and we found no filing by the wind company the county attorney named in December 2025 or by any data-center developer.</w:t>
       </w:r>
     </w:p>
     <w:p>
@@ -1149,7 +1176,7 @@
         <w:spacing w:after="200"/>
       </w:pPr>
       <w:r>
-        <w:t>We found no organized resident opposition: no group, petition, public comment on the Siting Board docket, or press coverage of the ordinance, the moratorium or South Fork Solar as of October 16. The local paper, the Carlisle Mercury, has no searchable online archive after 2013, so local coverage may exist that we could not read.</w:t>
+        <w:t>We found no organized resident opposition: no group, petition or public comment on the Siting Board docket as of October 16. The weekly Carlisle Mercury, which posts each issue online as a searchable PDF, covered the 2024 ordinance, the June workshop, the July vote and the wind, data-center and solar moratoria. It reports residents asking about property values, contamination and erosion at the workshop, and one resident speaking at the September 18 meeting: a Carpenter Pike landowner who had leased land to Heelstone and urged the court to vote no on the moratorium. A Mercury street poll that week found mixed views of large solar farms among four residents.</w:t>
       </w:r>
     </w:p>
     <w:p>
@@ -1157,7 +1184,7 @@
         <w:spacing w:after="200"/>
       </w:pPr>
       <w:r>
-        <w:t>The resistance on record is official. Democratic magistrates moved and seconded the 2024 ordinance, and the court's Republicans voted for it too. The county attorney placed both ordinances in the Siting Board record as "existing valid" law. In neighboring Harrison County, a local attorney framed an August 2026 data-center moratorium as a lesson from solar farms that had not been "as beneficial to the community as we first imagined."</w:t>
+        <w:t>The resistance on record is official. Democratic magistrates moved and seconded the 2024 ordinance, and the court's Republicans voted for it too. The court rejected Heelstone's amendment unanimously in July 2026, and the county attorney placed both solar ordinances in the Siting Board record as "existing valid" law. In neighboring Harrison County, a local attorney framed an August 2026 data-center moratorium as a lesson from solar farms that had not been "as beneficial to the community as we first imagined."</w:t>
       </w:r>
     </w:p>
     <w:p>
@@ -1228,6 +1255,19 @@
       </w:pPr>
       <w:r>
         <w:t>Any amendment to Ordinance 06/2024-Solar during the moratorium.</w:t>
+      </w:r>
+    </w:p>
+    <w:p>
+      <w:pPr>
+        <w:pStyle w:val="ListParagraph"/>
+        <w:numPr>
+          <w:ilvl w:val="0"/>
+          <w:numId w:val="9"/>
+        </w:numPr>
+        <w:spacing w:after="80"/>
+      </w:pPr>
+      <w:r>
+        <w:t>About August 14, 2027: scheduled end of the wind and data-center moratoria.</w:t>
       </w:r>
     </w:p>
     <w:p>
@@ -3133,7 +3173,7 @@
               <w:rPr>
                 <w:sz w:val="18"/>
               </w:rPr>
-              <w:t>3</w:t>
+              <w:t>4</w:t>
             </w:r>
           </w:p>
         </w:tc>
@@ -3162,7 +3202,7 @@
               <w:rPr>
                 <w:sz w:val="18"/>
               </w:rPr>
-              <w:t>89</w:t>
+              <w:t>93</w:t>
             </w:r>
           </w:p>
         </w:tc>
@@ -3191,7 +3231,7 @@
               <w:rPr>
                 <w:sz w:val="18"/>
               </w:rPr>
-              <w:t>98</w:t>
+              <w:t>99</w:t>
             </w:r>
           </w:p>
         </w:tc>
@@ -3283,7 +3323,7 @@
               <w:rPr>
                 <w:sz w:val="18"/>
               </w:rPr>
-              <w:t>38.9</w:t>
+              <w:t>51.9</w:t>
             </w:r>
           </w:p>
         </w:tc>
@@ -3312,7 +3352,7 @@
               <w:rPr>
                 <w:sz w:val="18"/>
               </w:rPr>
-              <w:t>97</w:t>
+              <w:t>98</w:t>
             </w:r>
           </w:p>
         </w:tc>
@@ -5725,7 +5765,7 @@
         <w:footnoteReference w:id="6"/>
       </w:r>
       <w:r>
-        <w:t xml:space="preserve"> have a median score of 0.07, and none of the ten has a severe restriction on record. Nicholas, with two instruments that both rank as severe on our scale and a contested project, sits in the 97</w:t>
+        <w:t xml:space="preserve"> have a median score of 0.07, and none of the ten has a severe restriction on record. Nicholas, with three instruments that all rank as severe on our scale and a contested project, sits in the 98</w:t>
       </w:r>
       <w:r>
         <w:rPr>
@@ -7973,7 +8013,7 @@
       <w:r>
         <w:t xml:space="preserve"> South Fork's queue position is at EKPC's Millersburg 69 kV point of interconnection, and the distributed project connects at Headquarters 12 kV. EKPC, the generation and transmission cooperative serving most of rural eastern Kentucky, is planning for growth: its filings with the Public Service Commission reference studies for a </w:t>
       </w:r>
-      <w:hyperlink r:id="rId13" w:history="1">
+      <w:hyperlink r:id="rId14" w:history="1">
         <w:r>
           <w:rPr>
             <w:rStyle w:val="Hyperlink"/>
@@ -7984,7 +8024,7 @@
       <w:r>
         <w:t xml:space="preserve">, where Mason County </w:t>
       </w:r>
-      <w:hyperlink r:id="rId14" w:history="1">
+      <w:hyperlink r:id="rId15" w:history="1">
         <w:r>
           <w:rPr>
             <w:rStyle w:val="Hyperlink"/>
@@ -7995,7 +8035,7 @@
       <w:r>
         <w:t xml:space="preserve"> for a data-center campus in May 2026. Heelstone, South Fork's developer, said in April 2026 that construction had begun on two projects in Georgia and Michigan contracted to </w:t>
       </w:r>
-      <w:hyperlink r:id="rId15" w:history="1">
+      <w:hyperlink r:id="rId16" w:history="1">
         <w:r>
           <w:rPr>
             <w:rStyle w:val="Hyperlink"/>
@@ -8020,7 +8060,7 @@
       <w:r>
         <w:t xml:space="preserve"> is where the friction is. Nicholas is cattle, hay and tobacco country, and its farmland is shrinking: the county lost 16 percent of its farms and 17 percent of its farmland between 2017 and 2022. In neighboring Fleming County the state Siting Board has conditionally approved three solar projects totaling about 468 MW, and Harrison County hosts the operating 100 MW Bluebird Solar, where the fiscal court in 2024 </w:t>
       </w:r>
-      <w:hyperlink r:id="rId16" w:history="1">
+      <w:hyperlink r:id="rId17" w:history="1">
         <w:r>
           <w:rPr>
             <w:rStyle w:val="Hyperlink"/>
@@ -8088,7 +8128,18 @@
         <w:spacing w:after="80"/>
       </w:pPr>
       <w:r>
-        <w:t>September 4, 2026: South Fork Solar e-mails its notice of intent to the Siting Board.</w:t>
+        <w:t xml:space="preserve">December 12, 2025: The county attorney </w:t>
+      </w:r>
+      <w:hyperlink r:id="rId18" w:history="1">
+        <w:r>
+          <w:rPr>
+            <w:rStyle w:val="Hyperlink"/>
+          </w:rPr>
+          <w:t xml:space="preserve">tells</w:t>
+        </w:r>
+      </w:hyperlink>
+      <w:r>
+        <w:t xml:space="preserve"> the court that a wind company is looking to acquire 6,000 acres in the county.</w:t>
       </w:r>
     </w:p>
     <w:p>
@@ -8101,7 +8152,103 @@
         <w:spacing w:after="80"/>
       </w:pPr>
       <w:r>
-        <w:t>September 11, 2026: First reading of a one-year solar moratorium.</w:t>
+        <w:t xml:space="preserve">June 9, 2026: Fiscal court </w:t>
+      </w:r>
+      <w:hyperlink r:id="rId19" w:history="1">
+        <w:r>
+          <w:rPr>
+            <w:rStyle w:val="Hyperlink"/>
+          </w:rPr>
+          <w:t xml:space="preserve">workshop</w:t>
+        </w:r>
+      </w:hyperlink>
+      <w:r>
+        <w:t xml:space="preserve"> on Heelstone's request for a text amendment that would let South Fork Solar proceed; no vote.</w:t>
+      </w:r>
+    </w:p>
+    <w:p>
+      <w:pPr>
+        <w:pStyle w:val="ListParagraph"/>
+        <w:numPr>
+          <w:ilvl w:val="0"/>
+          <w:numId w:val="9"/>
+        </w:numPr>
+        <w:spacing w:after="80"/>
+      </w:pPr>
+      <w:r>
+        <w:t xml:space="preserve">July 10, 2026: The court </w:t>
+      </w:r>
+      <w:hyperlink r:id="rId20" w:history="1">
+        <w:r>
+          <w:rPr>
+            <w:rStyle w:val="Hyperlink"/>
+          </w:rPr>
+          <w:t xml:space="preserve">votes unanimously</w:t>
+        </w:r>
+      </w:hyperlink>
+      <w:r>
+        <w:t xml:space="preserve"> to keep the ordinance and reject the amendment, and passes first readings of one-year wind and data-center moratoria.</w:t>
+      </w:r>
+    </w:p>
+    <w:p>
+      <w:pPr>
+        <w:pStyle w:val="ListParagraph"/>
+        <w:numPr>
+          <w:ilvl w:val="0"/>
+          <w:numId w:val="9"/>
+        </w:numPr>
+        <w:spacing w:after="80"/>
+      </w:pPr>
+      <w:r>
+        <w:t xml:space="preserve">August 14, 2026: The court adopts the wind moratorium (Ordinance No. 26-August-02) and the data-center moratorium on second reading, effective immediately; both are </w:t>
+      </w:r>
+      <w:hyperlink r:id="rId13" w:history="1">
+        <w:r>
+          <w:rPr>
+            <w:rStyle w:val="Hyperlink"/>
+          </w:rPr>
+          <w:t xml:space="preserve">printed</w:t>
+        </w:r>
+      </w:hyperlink>
+      <w:r>
+        <w:t xml:space="preserve"> August 26.</w:t>
+      </w:r>
+    </w:p>
+    <w:p>
+      <w:pPr>
+        <w:pStyle w:val="ListParagraph"/>
+        <w:numPr>
+          <w:ilvl w:val="0"/>
+          <w:numId w:val="9"/>
+        </w:numPr>
+        <w:spacing w:after="80"/>
+      </w:pPr>
+      <w:r>
+        <w:t>September 4, 2026: South Fork Solar e-mails its notice of intent to the Siting Board.</w:t>
+      </w:r>
+    </w:p>
+    <w:p>
+      <w:pPr>
+        <w:pStyle w:val="ListParagraph"/>
+        <w:numPr>
+          <w:ilvl w:val="0"/>
+          <w:numId w:val="9"/>
+        </w:numPr>
+        <w:spacing w:after="80"/>
+      </w:pPr>
+      <w:r>
+        <w:t xml:space="preserve">September 11, 2026: First reading of a one-year solar moratorium </w:t>
+      </w:r>
+      <w:hyperlink r:id="rId21" w:history="1">
+        <w:r>
+          <w:rPr>
+            <w:rStyle w:val="Hyperlink"/>
+          </w:rPr>
+          <w:t xml:space="preserve">passes 4-2</w:t>
+        </w:r>
+      </w:hyperlink>
+      <w:r>
+        <w:t>, Magistrates Hughes and Matthews voting no.</w:t>
       </w:r>
     </w:p>
     <w:p>
@@ -8125,7 +8272,18 @@
         </w:r>
       </w:hyperlink>
       <w:r>
-        <w:t xml:space="preserve"> Ordinance No. September-2026-18-01, the moratorium, effective immediately; the vote is not recorded on the document.</w:t>
+        <w:t xml:space="preserve"> Ordinance No. September-2026-18-01, the moratorium, effective immediately, </w:t>
+      </w:r>
+      <w:hyperlink r:id="rId22" w:history="1">
+        <w:r>
+          <w:rPr>
+            <w:rStyle w:val="Hyperlink"/>
+          </w:rPr>
+          <w:t xml:space="preserve">5-1</w:t>
+        </w:r>
+      </w:hyperlink>
+      <w:r>
+        <w:t xml:space="preserve"> at a special-called meeting, Hughes voting no.</w:t>
       </w:r>
     </w:p>
     <w:p>
@@ -8140,7 +8298,7 @@
       <w:r>
         <w:t xml:space="preserve">September 25, 2026: South Fork </w:t>
       </w:r>
-      <w:hyperlink r:id="rId17" w:history="1">
+      <w:hyperlink r:id="rId23" w:history="1">
         <w:r>
           <w:rPr>
             <w:rStyle w:val="Hyperlink"/>
@@ -8164,7 +8322,7 @@
       <w:r>
         <w:t xml:space="preserve">October 2, 2026: Siting Board </w:t>
       </w:r>
-      <w:hyperlink r:id="rId18" w:history="1">
+      <w:hyperlink r:id="rId24" w:history="1">
         <w:r>
           <w:rPr>
             <w:rStyle w:val="Hyperlink"/>
@@ -8201,7 +8359,7 @@
       <w:r>
         <w:t xml:space="preserve">October 13, 2026: Siting Board chair </w:t>
       </w:r>
-      <w:hyperlink r:id="rId19" w:history="1">
+      <w:hyperlink r:id="rId25" w:history="1">
         <w:r>
           <w:rPr>
             <w:rStyle w:val="Hyperlink"/>
@@ -8235,7 +8393,7 @@
       <w:r>
         <w:t xml:space="preserve"> (May 29, 2026), the Kentucky Court of Appeals </w:t>
       </w:r>
-      <w:hyperlink r:id="rId20" w:history="1">
+      <w:hyperlink r:id="rId26" w:history="1">
         <w:r>
           <w:rPr>
             <w:rStyle w:val="Hyperlink"/>
@@ -8246,7 +8404,7 @@
       <w:r>
         <w:t xml:space="preserve"> a solar ordinance adopted by a fiscal court in a county without planning and zoning. Breckinridge's fiscal court voted 4-3 to seek Supreme Court review, and the petition (No. 2026-SC-0263) was filed June 25. At a July 8, 2026 legislative hearing, an attorney not involved in the case told lawmakers that 33 counties have adopted solar ordinances and 15 of them, like Nicholas, have no planning and zoning, the Kentucky Association of Counties </w:t>
       </w:r>
-      <w:hyperlink r:id="rId21" w:history="1">
+      <w:hyperlink r:id="rId27" w:history="1">
         <w:r>
           <w:rPr>
             <w:rStyle w:val="Hyperlink"/>
@@ -8272,7 +8430,7 @@
         <w:pStyle w:val="ListParagraph"/>
         <w:numPr>
           <w:ilvl w:val="0"/>
-          <w:numId w:val="14"/>
+          <w:numId w:val="15"/>
         </w:numPr>
         <w:spacing w:after="80"/>
       </w:pPr>
@@ -8285,7 +8443,7 @@
       <w:r>
         <w:t xml:space="preserve"> (South Fork Solar, LLC; Heelstone Renewable Energy, owned by Qualitas Energy): PJM queue positions AH1-570 (25 MW, entered September 10, 2021) and AH1-571 (20 MW), both active at Millersburg 69 kV and together equal to the 45 MW in the state filing. Siting Board Case </w:t>
       </w:r>
-      <w:hyperlink r:id="rId22" w:history="1">
+      <w:hyperlink r:id="rId28" w:history="1">
         <w:r>
           <w:rPr>
             <w:rStyle w:val="Hyperlink"/>
@@ -8294,7 +8452,7 @@
         </w:r>
       </w:hyperlink>
       <w:r>
-        <w:t xml:space="preserve"> is open with no application filed as of October 16, 2026. Counsel is Sturgill, Turner, Barker &amp; Moloney of Lexington. Adjoining landowners were notified by certified mail in September.</w:t>
+        <w:t xml:space="preserve"> is open with no application filed as of October 16, 2026. In July 2026 the fiscal court unanimously rejected Heelstone's request to amend the county ordinance for the project. Counsel is Sturgill, Turner, Barker &amp; Moloney of Lexington. Adjoining landowners were notified by certified mail in September.</w:t>
       </w:r>
     </w:p>
     <w:p>
@@ -8302,7 +8460,7 @@
         <w:pStyle w:val="ListParagraph"/>
         <w:numPr>
           <w:ilvl w:val="0"/>
-          <w:numId w:val="14"/>
+          <w:numId w:val="15"/>
         </w:numPr>
         <w:spacing w:after="80"/>
       </w:pPr>
@@ -8315,7 +8473,7 @@
       <w:r>
         <w:t xml:space="preserve"> (EDPR NA Distributed Generation): 3.5 MW distributed solar, PJM queue </w:t>
       </w:r>
-      <w:hyperlink r:id="rId23" w:history="1">
+      <w:hyperlink r:id="rId29" w:history="1">
         <w:r>
           <w:rPr>
             <w:rStyle w:val="Hyperlink"/>
@@ -8341,7 +8499,7 @@
         <w:spacing w:after="200"/>
       </w:pPr>
       <w:r>
-        <w:t>Organized groups on record: none found. The fiscal court is the opposition of record. Its 2024 ordinance passed 6-0, moved by Magistrates Matt Hughes and Kenny Holbrook and seconded by Holbrook and Ross Haney, all Democrats, with the votes of the court's two Republican magistrates. County Attorney Dawn Curran Letcher, who also serves as fiscal court clerk, filed both ordinances in the Siting Board case. No resident had filed a public comment in the case as of October 16.</w:t>
+        <w:t>Organized groups on record: none found. The fiscal court is the opposition of record. Its 2024 ordinance passed 6-0, moved by Magistrates Matt Hughes and Kenny Holbrook and seconded by Holbrook and Ross Haney, all Democrats, with the votes of the court's two Republican magistrates. The court rejected Heelstone's amendment unanimously in July 2026. Hughes, who moved the 2024 ordinance, voted against the solar moratorium on both readings, and Matthews against its first reading. County Attorney Dawn Curran Letcher, who also serves as fiscal court clerk, filed both solar ordinances in the Siting Board case. No resident had filed a public comment in the case as of October 16; the one resident who addressed the court before the moratorium vote, a landowner leasing to Heelstone, spoke for the project.</w:t>
       </w:r>
     </w:p>
     <w:p>
@@ -8360,7 +8518,7 @@
       <w:r>
         <w:t xml:space="preserve">Judge-Executive Steve Hamilton (D) beat Jeff Randolph (R) by </w:t>
       </w:r>
-      <w:hyperlink r:id="rId24" w:history="1">
+      <w:hyperlink r:id="rId30" w:history="1">
         <w:r>
           <w:rPr>
             <w:rStyle w:val="Hyperlink"/>
@@ -8369,9 +8527,9 @@
         </w:r>
       </w:hyperlink>
       <w:r>
-        <w:t xml:space="preserve"> in 2022, and the two meet again on November 3, 2026. Four of the five magistrate seats are contested: Robbie Matthews (R, incumbent) against Mike Webb (D) in District 1, Matt Hughes (D, incumbent) against Andrew Fugitt (R) in District 2, Kenny Holbrook (D, incumbent) against Christina C. Humphries (R) in District 3, and Ross Haney (D, incumbent) against Holly C. Becker (R) in District 5. Tommy Crawford (R, incumbent) is unopposed in District 4, according to the </w:t>
-      </w:r>
-      <w:hyperlink r:id="rId25" w:history="1">
+        <w:t xml:space="preserve"> in 2022, and the two meet again on November 3, 2026. Four of the five magistrate seats are contested: Rodney "Robbie" Matthews (R, incumbent) against Mike Webb (D) in District 1, Matt Hughes (D, incumbent) against Andrew Fugitt (R) in District 2, Kenny Holbrook (D, incumbent) against Christina C. Humphries (R) in District 3, and Ross Haney (D, incumbent) against Holly C. Becker (R) in District 5. Tommy Crawford (R, incumbent) is unopposed in District 4, according to the </w:t>
+      </w:r>
+      <w:hyperlink r:id="rId31" w:history="1">
         <w:r>
           <w:rPr>
             <w:rStyle w:val="Hyperlink"/>
@@ -8380,7 +8538,7 @@
         </w:r>
       </w:hyperlink>
       <w:r>
-        <w:t>. We found no candidate statements on solar. The 2024 ordinance passed with votes from both parties.</w:t>
+        <w:t>. One challenger has campaigned against solar: Becker told the Carlisle Mercury in March that she "will not under any circumstances allow a data center, wind turbines, or solar farms to violate the landscape of our beautiful county," and said much the same in September. We found no other candidate statement on solar. The 2024 ordinance passed with votes from both parties.</w:t>
       </w:r>
     </w:p>
     <w:p>
@@ -8407,7 +8565,7 @@
       <w:r>
         <w:t xml:space="preserve">Kentucky tightened renewable siting in 2026. HB 677, which </w:t>
       </w:r>
-      <w:hyperlink r:id="rId26" w:history="1">
+      <w:hyperlink r:id="rId32" w:history="1">
         <w:r>
           <w:rPr>
             <w:rStyle w:val="Hyperlink"/>
@@ -8418,7 +8576,7 @@
       <w:r>
         <w:t xml:space="preserve"> without the governor's signature on April 14 and took effect July 15, caps merchant wind turbines at a 350-foot hub height, requires lighting and shadow-flicker certifications, and bars netting salvage value against decommissioning bonds. HB 869 (2026) </w:t>
       </w:r>
-      <w:hyperlink r:id="rId27" w:history="1">
+      <w:hyperlink r:id="rId33" w:history="1">
         <w:r>
           <w:rPr>
             <w:rStyle w:val="Hyperlink"/>
@@ -8437,7 +8595,7 @@
       <w:r>
         <w:t xml:space="preserve">HB 593 (2026), a ratepayer-protection bill for data centers, passed the House 90-8 and </w:t>
       </w:r>
-      <w:hyperlink r:id="rId28" w:history="1">
+      <w:hyperlink r:id="rId34" w:history="1">
         <w:r>
           <w:rPr>
             <w:rStyle w:val="Hyperlink"/>
@@ -8448,7 +8606,7 @@
       <w:r>
         <w:t xml:space="preserve">. Counties have adopted data-center moratoria: Harrison County </w:t>
       </w:r>
-      <w:hyperlink r:id="rId29" w:history="1">
+      <w:hyperlink r:id="rId35" w:history="1">
         <w:r>
           <w:rPr>
             <w:rStyle w:val="Hyperlink"/>
@@ -8459,7 +8617,7 @@
       <w:r>
         <w:t xml:space="preserve"> a two-year data-center moratorium unanimously on August 11, 2026, after a </w:t>
       </w:r>
-      <w:hyperlink r:id="rId30" w:history="1">
+      <w:hyperlink r:id="rId36" w:history="1">
         <w:r>
           <w:rPr>
             <w:rStyle w:val="Hyperlink"/>
@@ -8470,7 +8628,7 @@
       <w:r>
         <w:t xml:space="preserve">, and Nelson County adopted a one-year moratorium, </w:t>
       </w:r>
-      <w:hyperlink r:id="rId31" w:history="1">
+      <w:hyperlink r:id="rId37" w:history="1">
         <w:r>
           <w:rPr>
             <w:rStyle w:val="Hyperlink"/>
@@ -8501,7 +8659,7 @@
         </w:rPr>
         <w:t xml:space="preserve">S1. Kentucky PSC, Case 2026-00256 (South Fork Solar, LLC), case filings. </w:t>
       </w:r>
-      <w:hyperlink r:id="rId22" w:history="1">
+      <w:hyperlink r:id="rId28" w:history="1">
         <w:r>
           <w:rPr>
             <w:rStyle w:val="Hyperlink"/>
@@ -8522,7 +8680,7 @@
         </w:rPr>
         <w:t xml:space="preserve">S2. South Fork Solar, LLC, Notice of Intent, Sept. 25, 2026. </w:t>
       </w:r>
-      <w:hyperlink r:id="rId17" w:history="1">
+      <w:hyperlink r:id="rId23" w:history="1">
         <w:r>
           <w:rPr>
             <w:rStyle w:val="Hyperlink"/>
@@ -8543,7 +8701,7 @@
         </w:rPr>
         <w:t xml:space="preserve">S3. South Fork Solar, LLC, Motion for deviation, Sept. 25, 2026. </w:t>
       </w:r>
-      <w:hyperlink r:id="rId32" w:history="1">
+      <w:hyperlink r:id="rId38" w:history="1">
         <w:r>
           <w:rPr>
             <w:rStyle w:val="Hyperlink"/>
@@ -8564,7 +8722,7 @@
         </w:rPr>
         <w:t xml:space="preserve">S4. Kentucky Siting Board, Order, Case 2026-00256, Oct. 2, 2026. </w:t>
       </w:r>
-      <w:hyperlink r:id="rId18" w:history="1">
+      <w:hyperlink r:id="rId24" w:history="1">
         <w:r>
           <w:rPr>
             <w:rStyle w:val="Hyperlink"/>
@@ -8606,7 +8764,7 @@
         </w:rPr>
         <w:t xml:space="preserve">S6. Kentucky State Board on Electric Generation and Transmission Siting, letter from Chair Angie Hatton to Gov. Beshear requesting ad hoc appointments, Oct. 13, 2026 (filed Oct. 15). </w:t>
       </w:r>
-      <w:hyperlink r:id="rId19" w:history="1">
+      <w:hyperlink r:id="rId25" w:history="1">
         <w:r>
           <w:rPr>
             <w:rStyle w:val="Hyperlink"/>
@@ -8627,7 +8785,7 @@
         </w:rPr>
         <w:t xml:space="preserve">S7. interconnection.fyi, PJM AH1-570, Millersburg 69 kV. </w:t>
       </w:r>
-      <w:hyperlink r:id="rId33" w:history="1">
+      <w:hyperlink r:id="rId39" w:history="1">
         <w:r>
           <w:rPr>
             <w:rStyle w:val="Hyperlink"/>
@@ -8648,7 +8806,7 @@
         </w:rPr>
         <w:t xml:space="preserve">S8. interconnection.fyi, PJM C01-1061, Headquarters 12 kV. </w:t>
       </w:r>
-      <w:hyperlink r:id="rId23" w:history="1">
+      <w:hyperlink r:id="rId29" w:history="1">
         <w:r>
           <w:rPr>
             <w:rStyle w:val="Hyperlink"/>
@@ -8669,7 +8827,7 @@
         </w:rPr>
         <w:t xml:space="preserve">S9. pv magazine, Qualitas Energy acquires Heelstone from Ares Management, Jan. 31, 2024. </w:t>
       </w:r>
-      <w:hyperlink r:id="rId34" w:history="1">
+      <w:hyperlink r:id="rId40" w:history="1">
         <w:r>
           <w:rPr>
             <w:rStyle w:val="Hyperlink"/>
@@ -8690,7 +8848,7 @@
         </w:rPr>
         <w:t xml:space="preserve">S10. SolarQuarter, Heelstone starts building two U.S. solar projects for hyperscale data center client, Apr. 8, 2026. </w:t>
       </w:r>
-      <w:hyperlink r:id="rId15" w:history="1">
+      <w:hyperlink r:id="rId16" w:history="1">
         <w:r>
           <w:rPr>
             <w:rStyle w:val="Hyperlink"/>
@@ -8711,7 +8869,7 @@
         </w:rPr>
         <w:t xml:space="preserve">S11. Breckinridge Herald-News, Court of Appeals overturns county solar ordinance, June 17, 2026. </w:t>
       </w:r>
-      <w:hyperlink r:id="rId20" w:history="1">
+      <w:hyperlink r:id="rId26" w:history="1">
         <w:r>
           <w:rPr>
             <w:rStyle w:val="Hyperlink"/>
@@ -8732,7 +8890,7 @@
         </w:rPr>
         <w:t xml:space="preserve">S12. Kentucky Association of Counties, Lawmakers review local authority for solar projects, July 10, 2026. </w:t>
       </w:r>
-      <w:hyperlink r:id="rId21" w:history="1">
+      <w:hyperlink r:id="rId27" w:history="1">
         <w:r>
           <w:rPr>
             <w:rStyle w:val="Hyperlink"/>
@@ -8753,7 +8911,7 @@
         </w:rPr>
         <w:t xml:space="preserve">S13. Kentucky General Assembly, HB 677 (2026 RS). </w:t>
       </w:r>
-      <w:hyperlink r:id="rId26" w:history="1">
+      <w:hyperlink r:id="rId32" w:history="1">
         <w:r>
           <w:rPr>
             <w:rStyle w:val="Hyperlink"/>
@@ -8774,7 +8932,7 @@
         </w:rPr>
         <w:t xml:space="preserve">S14. FBT Gibbons, Another year, another round of changes to renewable energy siting and battery storage (BESS) regulation in Kentucky, May 15, 2026. </w:t>
       </w:r>
-      <w:hyperlink r:id="rId27" w:history="1">
+      <w:hyperlink r:id="rId33" w:history="1">
         <w:r>
           <w:rPr>
             <w:rStyle w:val="Hyperlink"/>
@@ -8816,7 +8974,7 @@
         </w:rPr>
         <w:t xml:space="preserve">S16. WKMS, Kentucky data center regulations stripped from bill as legislative session closes, Apr. 15, 2026. </w:t>
       </w:r>
-      <w:hyperlink r:id="rId28" w:history="1">
+      <w:hyperlink r:id="rId34" w:history="1">
         <w:r>
           <w:rPr>
             <w:rStyle w:val="Hyperlink"/>
@@ -8837,7 +8995,7 @@
         </w:rPr>
         <w:t xml:space="preserve">S17. Georgetown News-Graphic, Data center moratorium approved, Aug. 14, 2026. </w:t>
       </w:r>
-      <w:hyperlink r:id="rId29" w:history="1">
+      <w:hyperlink r:id="rId35" w:history="1">
         <w:r>
           <w:rPr>
             <w:rStyle w:val="Hyperlink"/>
@@ -8858,7 +9016,7 @@
         </w:rPr>
         <w:t xml:space="preserve">S18. WKYT, Harrison County leaders hear public opposition to data centers ahead of moratorium vote, July 28, 2026. </w:t>
       </w:r>
-      <w:hyperlink r:id="rId30" w:history="1">
+      <w:hyperlink r:id="rId36" w:history="1">
         <w:r>
           <w:rPr>
             <w:rStyle w:val="Hyperlink"/>
@@ -8879,7 +9037,7 @@
         </w:rPr>
         <w:t xml:space="preserve">S19. Spectrum News 1, Kentucky counties weigh data center growth as moratoriums spread, July 13, 2026. </w:t>
       </w:r>
-      <w:hyperlink r:id="rId31" w:history="1">
+      <w:hyperlink r:id="rId37" w:history="1">
         <w:r>
           <w:rPr>
             <w:rStyle w:val="Hyperlink"/>
@@ -8900,7 +9058,7 @@
         </w:rPr>
         <w:t xml:space="preserve">S20. DatacenterDynamics, 2,000-acre land parcel rezoned for data center use in Mason County, Kentucky, May 2026. </w:t>
       </w:r>
-      <w:hyperlink r:id="rId14" w:history="1">
+      <w:hyperlink r:id="rId15" w:history="1">
         <w:r>
           <w:rPr>
             <w:rStyle w:val="Hyperlink"/>
@@ -8921,7 +9079,7 @@
         </w:rPr>
         <w:t xml:space="preserve">S21. EKPC, responses to PSC data request, Case 2025-00311, Dec. 17, 2025. </w:t>
       </w:r>
-      <w:hyperlink r:id="rId13" w:history="1">
+      <w:hyperlink r:id="rId14" w:history="1">
         <w:r>
           <w:rPr>
             <w:rStyle w:val="Hyperlink"/>
@@ -8942,7 +9100,7 @@
         </w:rPr>
         <w:t xml:space="preserve">S22. EKPC, Our owner-member cooperatives. </w:t>
       </w:r>
-      <w:hyperlink r:id="rId35" w:history="1">
+      <w:hyperlink r:id="rId41" w:history="1">
         <w:r>
           <w:rPr>
             <w:rStyle w:val="Hyperlink"/>
@@ -8963,7 +9121,7 @@
         </w:rPr>
         <w:t xml:space="preserve">S23. Kentucky PSC, Case 2021-00141 (Bluebird Solar), Harrison Fiscal Court response, Sept. 26, 2024. </w:t>
       </w:r>
-      <w:hyperlink r:id="rId16" w:history="1">
+      <w:hyperlink r:id="rId17" w:history="1">
         <w:r>
           <w:rPr>
             <w:rStyle w:val="Hyperlink"/>
@@ -8984,7 +9142,7 @@
         </w:rPr>
         <w:t xml:space="preserve">S24. Kentucky PSC, Case 2020-00370 (Fleming Solar). </w:t>
       </w:r>
-      <w:hyperlink r:id="rId36" w:history="1">
+      <w:hyperlink r:id="rId42" w:history="1">
         <w:r>
           <w:rPr>
             <w:rStyle w:val="Hyperlink"/>
@@ -9005,7 +9163,7 @@
         </w:rPr>
         <w:t xml:space="preserve">S25. Kentucky PSC, Case 2022-00272 (Hummingbird Energy). </w:t>
       </w:r>
-      <w:hyperlink r:id="rId37" w:history="1">
+      <w:hyperlink r:id="rId43" w:history="1">
         <w:r>
           <w:rPr>
             <w:rStyle w:val="Hyperlink"/>
@@ -9026,7 +9184,7 @@
         </w:rPr>
         <w:t xml:space="preserve">S26. Kentucky State Board of Elections, 2022 general election recap, Nicholas County. </w:t>
       </w:r>
-      <w:hyperlink r:id="rId24" w:history="1">
+      <w:hyperlink r:id="rId30" w:history="1">
         <w:r>
           <w:rPr>
             <w:rStyle w:val="Hyperlink"/>
@@ -9047,7 +9205,7 @@
         </w:rPr>
         <w:t xml:space="preserve">S27. Kentucky State Board of Elections, 2026 primary recap, Nicholas County. </w:t>
       </w:r>
-      <w:hyperlink r:id="rId38" w:history="1">
+      <w:hyperlink r:id="rId44" w:history="1">
         <w:r>
           <w:rPr>
             <w:rStyle w:val="Hyperlink"/>
@@ -9068,7 +9226,7 @@
         </w:rPr>
         <w:t xml:space="preserve">S28. Kentucky Secretary of State, candidate filings, Nicholas County, 2026 general election. </w:t>
       </w:r>
-      <w:hyperlink r:id="rId25" w:history="1">
+      <w:hyperlink r:id="rId31" w:history="1">
         <w:r>
           <w:rPr>
             <w:rStyle w:val="Hyperlink"/>
@@ -9089,7 +9247,7 @@
         </w:rPr>
         <w:t xml:space="preserve">S29. Kentucky General Assembly, Senate District 27. </w:t>
       </w:r>
-      <w:hyperlink r:id="rId39" w:history="1">
+      <w:hyperlink r:id="rId45" w:history="1">
         <w:r>
           <w:rPr>
             <w:rStyle w:val="Hyperlink"/>
@@ -9163,7 +9321,7 @@
         </w:rPr>
         <w:t xml:space="preserve">S33. Kentucky Revised Statutes 278.704 (merchant generating facility setbacks), </w:t>
       </w:r>
-      <w:hyperlink r:id="rId40" w:history="1">
+      <w:hyperlink r:id="rId46" w:history="1">
         <w:r>
           <w:rPr>
             <w:rStyle w:val="Hyperlink"/>
@@ -9179,7 +9337,7 @@
         </w:rPr>
         <w:t xml:space="preserve">, and 278.718 (local primacy), </w:t>
       </w:r>
-      <w:hyperlink r:id="rId41" w:history="1">
+      <w:hyperlink r:id="rId47" w:history="1">
         <w:r>
           <w:rPr>
             <w:rStyle w:val="Hyperlink"/>
@@ -9211,7 +9369,7 @@
         </w:rPr>
         <w:t xml:space="preserve">S35. WMKY, Flemingsburg wind project discontinued, May 10, 2014. </w:t>
       </w:r>
-      <w:hyperlink r:id="rId42" w:history="1">
+      <w:hyperlink r:id="rId48" w:history="1">
         <w:r>
           <w:rPr>
             <w:rStyle w:val="Hyperlink"/>
@@ -9232,7 +9390,7 @@
         </w:rPr>
         <w:t xml:space="preserve">S36. WKYT, Clark Co. tables massive solar farm project for now, Aug. 26, 2021. </w:t>
       </w:r>
-      <w:hyperlink r:id="rId43" w:history="1">
+      <w:hyperlink r:id="rId49" w:history="1">
         <w:r>
           <w:rPr>
             <w:rStyle w:val="Hyperlink"/>
@@ -9253,7 +9411,7 @@
         </w:rPr>
         <w:t xml:space="preserve">S37. Kentucky PSC, Case 2020-00206 (AEUG Fleming Solar). </w:t>
       </w:r>
-      <w:hyperlink r:id="rId44" w:history="1">
+      <w:hyperlink r:id="rId50" w:history="1">
         <w:r>
           <w:rPr>
             <w:rStyle w:val="Hyperlink"/>
@@ -9266,6 +9424,316 @@
     </w:p>
     <w:p>
       <w:pPr>
+        <w:spacing w:after="40"/>
+      </w:pPr>
+      <w:r>
+        <w:rPr>
+          <w:sz w:val="16"/>
+        </w:rPr>
+        <w:t xml:space="preserve">S38. The Carlisle Mercury, fiscal court meeting reports on the solar ordinance, Mar. 20, Apr. 17, May 15 and June 19, 2024. </w:t>
+      </w:r>
+      <w:hyperlink r:id="rId51" w:history="1">
+        <w:r>
+          <w:rPr>
+            <w:rStyle w:val="Hyperlink"/>
+            <w:sz w:val="16"/>
+            <w:szCs w:val="16"/>
+          </w:rPr>
+          <w:t xml:space="preserve">https://kynewsgroup.com/tcm051524.pdf</w:t>
+        </w:r>
+      </w:hyperlink>
+      <w:r>
+        <w:rPr>
+          <w:sz w:val="16"/>
+        </w:rPr>
+        <w:t xml:space="preserve"> and </w:t>
+      </w:r>
+      <w:hyperlink r:id="rId52" w:history="1">
+        <w:r>
+          <w:rPr>
+            <w:rStyle w:val="Hyperlink"/>
+            <w:sz w:val="16"/>
+            <w:szCs w:val="16"/>
+          </w:rPr>
+          <w:t xml:space="preserve">https://kynewsgroup.com/tcm061924.pdf</w:t>
+        </w:r>
+      </w:hyperlink>
+    </w:p>
+    <w:p>
+      <w:pPr>
+        <w:spacing w:after="40"/>
+      </w:pPr>
+      <w:r>
+        <w:rPr>
+          <w:sz w:val="16"/>
+        </w:rPr>
+        <w:t xml:space="preserve">S39. The Carlisle Mercury, legal notice: summary of Ordinance No. 06/2024 Solar, June 26, 2024, p. 7. </w:t>
+      </w:r>
+      <w:hyperlink r:id="rId53" w:history="1">
+        <w:r>
+          <w:rPr>
+            <w:rStyle w:val="Hyperlink"/>
+            <w:sz w:val="16"/>
+            <w:szCs w:val="16"/>
+          </w:rPr>
+          <w:t xml:space="preserve">https://kynewsgroup.com/tcm062624.pdf</w:t>
+        </w:r>
+      </w:hyperlink>
+    </w:p>
+    <w:p>
+      <w:pPr>
+        <w:spacing w:after="40"/>
+      </w:pPr>
+      <w:r>
+        <w:rPr>
+          <w:sz w:val="16"/>
+        </w:rPr>
+        <w:t xml:space="preserve">S40. The Carlisle Mercury, Dec. 17, 2025, p. 2 (Dec. 12 fiscal court meeting). </w:t>
+      </w:r>
+      <w:hyperlink r:id="rId18" w:history="1">
+        <w:r>
+          <w:rPr>
+            <w:rStyle w:val="Hyperlink"/>
+            <w:sz w:val="16"/>
+            <w:szCs w:val="16"/>
+          </w:rPr>
+          <w:t xml:space="preserve">https://kynewsgroup.com/tcm121725.pdf</w:t>
+        </w:r>
+      </w:hyperlink>
+    </w:p>
+    <w:p>
+      <w:pPr>
+        <w:spacing w:after="40"/>
+      </w:pPr>
+      <w:r>
+        <w:rPr>
+          <w:sz w:val="16"/>
+        </w:rPr>
+        <w:t xml:space="preserve">S41. The Carlisle Mercury, Mar. 25, 2026, p. 9 (primary candidate forum). </w:t>
+      </w:r>
+      <w:hyperlink r:id="rId54" w:history="1">
+        <w:r>
+          <w:rPr>
+            <w:rStyle w:val="Hyperlink"/>
+            <w:sz w:val="16"/>
+            <w:szCs w:val="16"/>
+          </w:rPr>
+          <w:t xml:space="preserve">https://kynewsgroup.com/tcm032526.pdf</w:t>
+        </w:r>
+      </w:hyperlink>
+    </w:p>
+    <w:p>
+      <w:pPr>
+        <w:spacing w:after="40"/>
+      </w:pPr>
+      <w:r>
+        <w:rPr>
+          <w:sz w:val="16"/>
+        </w:rPr>
+        <w:t xml:space="preserve">S42. The Carlisle Mercury, June 17, 2026, pp. 1-2 (June 9 fiscal court workshop). </w:t>
+      </w:r>
+      <w:hyperlink r:id="rId19" w:history="1">
+        <w:r>
+          <w:rPr>
+            <w:rStyle w:val="Hyperlink"/>
+            <w:sz w:val="16"/>
+            <w:szCs w:val="16"/>
+          </w:rPr>
+          <w:t xml:space="preserve">https://kynewsgroup.com/tcm061726.pdf</w:t>
+        </w:r>
+      </w:hyperlink>
+    </w:p>
+    <w:p>
+      <w:pPr>
+        <w:spacing w:after="40"/>
+      </w:pPr>
+      <w:r>
+        <w:rPr>
+          <w:sz w:val="16"/>
+        </w:rPr>
+        <w:t xml:space="preserve">S43. The Carlisle Mercury, July 8, 2026, pp. 1-2 and 6 (Heelstone open house; Judge Hamilton discusses solar ordinance debate). </w:t>
+      </w:r>
+      <w:hyperlink r:id="rId55" w:history="1">
+        <w:r>
+          <w:rPr>
+            <w:rStyle w:val="Hyperlink"/>
+            <w:sz w:val="16"/>
+            <w:szCs w:val="16"/>
+          </w:rPr>
+          <w:t xml:space="preserve">https://kynewsgroup.com/tcm070826.pdf</w:t>
+        </w:r>
+      </w:hyperlink>
+    </w:p>
+    <w:p>
+      <w:pPr>
+        <w:spacing w:after="40"/>
+      </w:pPr>
+      <w:r>
+        <w:rPr>
+          <w:sz w:val="16"/>
+        </w:rPr>
+        <w:t xml:space="preserve">S44. The Carlisle Mercury, Fiscal Court votes to uphold solar ordinance, July 15, 2026, p. 1. </w:t>
+      </w:r>
+      <w:hyperlink r:id="rId20" w:history="1">
+        <w:r>
+          <w:rPr>
+            <w:rStyle w:val="Hyperlink"/>
+            <w:sz w:val="16"/>
+            <w:szCs w:val="16"/>
+          </w:rPr>
+          <w:t xml:space="preserve">https://kynewsgroup.com/tcm071526.pdf</w:t>
+        </w:r>
+      </w:hyperlink>
+    </w:p>
+    <w:p>
+      <w:pPr>
+        <w:spacing w:after="40"/>
+      </w:pPr>
+      <w:r>
+        <w:rPr>
+          <w:sz w:val="16"/>
+        </w:rPr>
+        <w:t xml:space="preserve">S45. The Carlisle Mercury, Aug. 19, 2026, p. 6 (Aug. 14 fiscal court meeting). </w:t>
+      </w:r>
+      <w:hyperlink r:id="rId56" w:history="1">
+        <w:r>
+          <w:rPr>
+            <w:rStyle w:val="Hyperlink"/>
+            <w:sz w:val="16"/>
+            <w:szCs w:val="16"/>
+          </w:rPr>
+          <w:t xml:space="preserve">https://kynewsgroup.com/TCM-08-19-26.pdf</w:t>
+        </w:r>
+      </w:hyperlink>
+    </w:p>
+    <w:p>
+      <w:pPr>
+        <w:spacing w:after="40"/>
+      </w:pPr>
+      <w:r>
+        <w:rPr>
+          <w:sz w:val="16"/>
+        </w:rPr>
+        <w:t xml:space="preserve">S46. The Carlisle Mercury, Aug. 26, 2026, p. 11 (Ordinances No. 26-August-02 and August-2026-01). </w:t>
+      </w:r>
+      <w:hyperlink r:id="rId13" w:history="1">
+        <w:r>
+          <w:rPr>
+            <w:rStyle w:val="Hyperlink"/>
+            <w:sz w:val="16"/>
+            <w:szCs w:val="16"/>
+          </w:rPr>
+          <w:t xml:space="preserve">https://kynewsgroup.com/TCM-08-26-26.pdf</w:t>
+        </w:r>
+      </w:hyperlink>
+    </w:p>
+    <w:p>
+      <w:pPr>
+        <w:spacing w:after="40"/>
+      </w:pPr>
+      <w:r>
+        <w:rPr>
+          <w:sz w:val="16"/>
+        </w:rPr>
+        <w:t xml:space="preserve">S47. The Carlisle Mercury, Sept. 9, 2026 (general election candidate guide). </w:t>
+      </w:r>
+      <w:hyperlink r:id="rId57" w:history="1">
+        <w:r>
+          <w:rPr>
+            <w:rStyle w:val="Hyperlink"/>
+            <w:sz w:val="16"/>
+            <w:szCs w:val="16"/>
+          </w:rPr>
+          <w:t xml:space="preserve">https://kynewsgroup.com/TCM-09-09-26.pdf</w:t>
+        </w:r>
+      </w:hyperlink>
+    </w:p>
+    <w:p>
+      <w:pPr>
+        <w:spacing w:after="40"/>
+      </w:pPr>
+      <w:r>
+        <w:rPr>
+          <w:sz w:val="16"/>
+        </w:rPr>
+        <w:t xml:space="preserve">S48. The Carlisle Mercury, Nicholas Fiscal Court approves First Reading of One-Year Solar Moratorium, Sept. 16, 2026. </w:t>
+      </w:r>
+      <w:hyperlink r:id="rId21" w:history="1">
+        <w:r>
+          <w:rPr>
+            <w:rStyle w:val="Hyperlink"/>
+            <w:sz w:val="16"/>
+            <w:szCs w:val="16"/>
+          </w:rPr>
+          <w:t xml:space="preserve">https://kynewsgroup.com/TCM-09-16-26.pdf</w:t>
+        </w:r>
+      </w:hyperlink>
+    </w:p>
+    <w:p>
+      <w:pPr>
+        <w:spacing w:after="40"/>
+      </w:pPr>
+      <w:r>
+        <w:rPr>
+          <w:sz w:val="16"/>
+        </w:rPr>
+        <w:t xml:space="preserve">S49. The Carlisle Mercury, Fiscal Court votes yes on 2nd reading of One-Year Solar Moratorium, Sept. 23, 2026. </w:t>
+      </w:r>
+      <w:hyperlink r:id="rId22" w:history="1">
+        <w:r>
+          <w:rPr>
+            <w:rStyle w:val="Hyperlink"/>
+            <w:sz w:val="16"/>
+            <w:szCs w:val="16"/>
+          </w:rPr>
+          <w:t xml:space="preserve">https://kynewsgroup.com/TCM-09-23-26.pdf</w:t>
+        </w:r>
+      </w:hyperlink>
+    </w:p>
+    <w:p>
+      <w:pPr>
+        <w:spacing w:after="40"/>
+      </w:pPr>
+      <w:r>
+        <w:rPr>
+          <w:sz w:val="16"/>
+        </w:rPr>
+        <w:t xml:space="preserve">S50. The Carlisle Mercury, Sept. 30, 2026, p. 7 (Ordinance No. September-2026-18-01). </w:t>
+      </w:r>
+      <w:hyperlink r:id="rId58" w:history="1">
+        <w:r>
+          <w:rPr>
+            <w:rStyle w:val="Hyperlink"/>
+            <w:sz w:val="16"/>
+            <w:szCs w:val="16"/>
+          </w:rPr>
+          <w:t xml:space="preserve">https://kynewsgroup.com/TCM-09-30-26.pdf</w:t>
+        </w:r>
+      </w:hyperlink>
+    </w:p>
+    <w:p>
+      <w:pPr>
+        <w:spacing w:after="40"/>
+      </w:pPr>
+      <w:r>
+        <w:rPr>
+          <w:sz w:val="16"/>
+        </w:rPr>
+        <w:t xml:space="preserve">S51. U.S. Census Bureau, 2020 place-by-county relationship file, Kentucky. </w:t>
+      </w:r>
+      <w:hyperlink r:id="rId59" w:history="1">
+        <w:r>
+          <w:rPr>
+            <w:rStyle w:val="Hyperlink"/>
+            <w:sz w:val="16"/>
+            <w:szCs w:val="16"/>
+          </w:rPr>
+          <w:t xml:space="preserve">https://www2.census.gov/geo/docs/reference/codes2020/place_by_cou/st21_ky_place_by_county2020.txt</w:t>
+        </w:r>
+      </w:hyperlink>
+    </w:p>
+    <w:p>
+      <w:pPr>
         <w:pStyle w:val="Heading2"/>
         <w:spacing w:before="240" w:after="80"/>
       </w:pPr>
@@ -9283,7 +9751,7 @@
         </w:rPr>
         <w:t xml:space="preserve">Page 1 county map: David Benbennick, "Map of Kentucky highlighting Nicholas County," Wikimedia Commons, public domain. </w:t>
       </w:r>
-      <w:hyperlink r:id="rId45" w:history="1">
+      <w:hyperlink r:id="rId60" w:history="1">
         <w:r>
           <w:rPr>
             <w:rStyle w:val="Hyperlink"/>
@@ -9633,7 +10101,7 @@
           <w:sz w:val="16"/>
           <w:szCs w:val="16"/>
         </w:rPr>
-        <w:t xml:space="preserve"> Percentiles are mid-rank: the share of counties below Nicholas plus half of ties. The margin row ranks Democratic lean. Opposition records include the two instruments and one contested project this review found, which the platform's published data does not yet hold; all other counties' records are as published. Demographic rows show the model inputs (ACS 2020-2024).</w:t>
+        <w:t xml:space="preserve"> Percentiles are mid-rank: the share of counties below Nicholas plus half of ties. The margin row ranks Democratic lean. Opposition records include the three instruments and one contested project this review found, which the platform's published data does not yet hold; all other counties' records are as published. Demographic rows show the model inputs (ACS 2020-2024).</w:t>
       </w:r>
     </w:p>
   </w:footnote>
@@ -10950,6 +11418,12 @@
     </w:lvlOverride>
   </w:num>
   <w:num w:numId="14">
+    <w:abstractNumId w:val="10"/>
+    <w:lvlOverride w:ilvl="0">
+      <w:startOverride w:val="1"/>
+    </w:lvlOverride>
+  </w:num>
+  <w:num w:numId="15">
     <w:abstractNumId w:val="10"/>
     <w:lvlOverride w:ilvl="0">
       <w:startOverride w:val="1"/>

--- a/deliverables/case_study_templates/renewables_2026-10-16/Example_Case_Study_Nicholas_County_KY_Renewables.docx
+++ b/deliverables/case_study_templates/renewables_2026-10-16/Example_Case_Study_Nicholas_County_KY_Renewables.docx
@@ -8430,7 +8430,7 @@
         <w:pStyle w:val="ListParagraph"/>
         <w:numPr>
           <w:ilvl w:val="0"/>
-          <w:numId w:val="15"/>
+          <w:numId w:val="16"/>
         </w:numPr>
         <w:spacing w:after="80"/>
       </w:pPr>
@@ -8460,7 +8460,7 @@
         <w:pStyle w:val="ListParagraph"/>
         <w:numPr>
           <w:ilvl w:val="0"/>
-          <w:numId w:val="15"/>
+          <w:numId w:val="16"/>
         </w:numPr>
         <w:spacing w:after="80"/>
       </w:pPr>
@@ -10101,7 +10101,7 @@
           <w:sz w:val="16"/>
           <w:szCs w:val="16"/>
         </w:rPr>
-        <w:t xml:space="preserve"> Percentiles are mid-rank: the share of counties below Nicholas plus half of ties. The margin row ranks Democratic lean. Opposition records include the three instruments and one contested project this review found, which the platform's published data does not yet hold; all other counties' records are as published. Demographic rows show the model inputs (ACS 2020-2024).</w:t>
+        <w:t xml:space="preserve"> Percentiles are mid-rank: the share of counties below Nicholas plus half of ties. The margin row ranks Democratic lean. Opposition records include the three instruments and one contested project this review found, all added to the platform's data on October 16; all other counties' records are as published. Demographic rows show the model inputs (ACS 2020-2024).</w:t>
       </w:r>
     </w:p>
   </w:footnote>
@@ -11424,6 +11424,12 @@
     </w:lvlOverride>
   </w:num>
   <w:num w:numId="15">
+    <w:abstractNumId w:val="10"/>
+    <w:lvlOverride w:ilvl="0">
+      <w:startOverride w:val="1"/>
+    </w:lvlOverride>
+  </w:num>
+  <w:num w:numId="16">
     <w:abstractNumId w:val="10"/>
     <w:lvlOverride w:ilvl="0">
       <w:startOverride w:val="1"/>
